--- a/Оценочные_чек-листы/docx/02_Сосудистый_шов.docx
+++ b/Оценочные_чек-листы/docx/02_Сосудистый_шов.docx
@@ -1355,11 +1355,11 @@
       <w:tr>
         <w:trPr>
           <w:cantSplit/>
-          <w:trHeight w:val="4859" w:hRule="atLeast"/>
         </w:trPr>
         <w:tc>
           <w:tcPr>
             <w:tcW w:type="dxa" w:w="638"/>
+            <w:vMerge w:val="restart"/>
             <w:tcBorders>
               <w:top w:val="single" w:color="000000" w:sz="4"/>
               <w:left w:val="single" w:color="000000" w:sz="4"/>
@@ -1396,108 +1396,37 @@
         <w:tc>
           <w:tcPr>
             <w:tcW w:type="dxa" w:w="2516"/>
-            <w:tcBorders>
-              <w:top w:val="single" w:color="000000" w:sz="4"/>
-              <w:left w:val="single" w:color="000000" w:sz="4"/>
-              <w:bottom w:val="single" w:color="000000" w:sz="4"/>
-              <w:right w:val="single" w:color="000000" w:sz="4"/>
-            </w:tcBorders>
-            <w:tcMar>
-              <w:top w:type="dxa" w:w="40"/>
-              <w:left w:type="dxa" w:w="80"/>
-              <w:bottom w:type="dxa" w:w="40"/>
-              <w:right w:type="dxa" w:w="80"/>
-            </w:tcMar>
-            <w:vAlign w:val="center"/>
-          </w:tcPr>
-          <w:p>
-            <w:pPr>
-              <w:spacing w:after="0" w:line="240" w:lineRule="auto"/>
-              <w:jc w:val="center"/>
-            </w:pPr>
-            <w:r>
-              <w:rPr>
-                <w:rFonts w:ascii="Montserrat" w:cs="Montserrat" w:eastAsia="Montserrat" w:hAnsi="Montserrat"/>
-                <w:b w:val="false"/>
-                <w:bCs w:val="false"/>
-                <w:i w:val="false"/>
-                <w:iCs w:val="false"/>
-                <w:sz w:val="20"/>
-                <w:szCs w:val="20"/>
-              </w:rPr>
-              <w:t xml:space="preserve">Эстетичность сформированного анастомоза:</w:t>
-            </w:r>
-          </w:p>
-          <w:p>
-            <w:pPr>
-              <w:spacing w:after="0" w:line="240" w:lineRule="auto"/>
-              <w:jc w:val="center"/>
-            </w:pPr>
-            <w:r>
-              <w:rPr>
-                <w:rFonts w:ascii="Montserrat" w:cs="Montserrat" w:eastAsia="Montserrat" w:hAnsi="Montserrat"/>
-                <w:b w:val="false"/>
-                <w:bCs w:val="false"/>
-                <w:i w:val="false"/>
-                <w:iCs w:val="false"/>
-                <w:sz w:val="20"/>
-                <w:szCs w:val="20"/>
-              </w:rPr>
-              <w:t xml:space="preserve">• равномерно наложенные стежки;</w:t>
-            </w:r>
-          </w:p>
-          <w:p>
-            <w:pPr>
-              <w:spacing w:after="0" w:line="240" w:lineRule="auto"/>
-              <w:jc w:val="center"/>
-            </w:pPr>
-            <w:r>
-              <w:rPr>
-                <w:rFonts w:ascii="Montserrat" w:cs="Montserrat" w:eastAsia="Montserrat" w:hAnsi="Montserrat"/>
-                <w:b w:val="false"/>
-                <w:bCs w:val="false"/>
-                <w:i w:val="false"/>
-                <w:iCs w:val="false"/>
-                <w:sz w:val="20"/>
-                <w:szCs w:val="20"/>
-              </w:rPr>
-              <w:t xml:space="preserve">• отсутствие перекрестов нитей;</w:t>
-            </w:r>
-          </w:p>
-          <w:p>
-            <w:pPr>
-              <w:spacing w:after="0" w:line="240" w:lineRule="auto"/>
-              <w:jc w:val="center"/>
-            </w:pPr>
-            <w:r>
-              <w:rPr>
-                <w:rFonts w:ascii="Montserrat" w:cs="Montserrat" w:eastAsia="Montserrat" w:hAnsi="Montserrat"/>
-                <w:b w:val="false"/>
-                <w:bCs w:val="false"/>
-                <w:i w:val="false"/>
-                <w:iCs w:val="false"/>
-                <w:sz w:val="20"/>
-                <w:szCs w:val="20"/>
-              </w:rPr>
-              <w:t xml:space="preserve">• отсутствие провисания нитей;</w:t>
-            </w:r>
-          </w:p>
-          <w:p>
-            <w:pPr>
-              <w:spacing w:after="0" w:line="240" w:lineRule="auto"/>
-              <w:jc w:val="center"/>
-            </w:pPr>
-            <w:r>
-              <w:rPr>
-                <w:rFonts w:ascii="Montserrat" w:cs="Montserrat" w:eastAsia="Montserrat" w:hAnsi="Montserrat"/>
-                <w:b w:val="false"/>
-                <w:bCs w:val="false"/>
-                <w:i w:val="false"/>
-                <w:iCs w:val="false"/>
-                <w:sz w:val="20"/>
-                <w:szCs w:val="20"/>
-              </w:rPr>
-              <w:t xml:space="preserve">• отсутствие прорезывания нитей.</w:t>
+            <w:vMerge w:val="restart"/>
+            <w:tcBorders>
+              <w:top w:val="single" w:color="000000" w:sz="4"/>
+              <w:left w:val="single" w:color="000000" w:sz="4"/>
+              <w:bottom w:val="single" w:color="000000" w:sz="4"/>
+              <w:right w:val="single" w:color="000000" w:sz="4"/>
+            </w:tcBorders>
+            <w:tcMar>
+              <w:top w:type="dxa" w:w="40"/>
+              <w:left w:type="dxa" w:w="80"/>
+              <w:bottom w:type="dxa" w:w="40"/>
+              <w:right w:type="dxa" w:w="80"/>
+            </w:tcMar>
+            <w:vAlign w:val="center"/>
+          </w:tcPr>
+          <w:p>
+            <w:pPr>
+              <w:spacing w:after="0" w:line="240" w:lineRule="auto"/>
+              <w:jc w:val="center"/>
+            </w:pPr>
+            <w:r>
+              <w:rPr>
+                <w:rFonts w:ascii="Montserrat" w:cs="Montserrat" w:eastAsia="Montserrat" w:hAnsi="Montserrat"/>
+                <w:b w:val="false"/>
+                <w:bCs w:val="false"/>
+                <w:i w:val="false"/>
+                <w:iCs w:val="false"/>
+                <w:sz w:val="20"/>
+                <w:szCs w:val="20"/>
+              </w:rPr>
+              <w:t xml:space="preserve">Эстетичность сформированного анастомоза (от 0 до 4 баллов)</w:t>
             </w:r>
           </w:p>
         </w:tc>
@@ -1569,37 +1498,14 @@
                 <w:sz w:val="20"/>
                 <w:szCs w:val="20"/>
               </w:rPr>
-              <w:t xml:space="preserve">За каждый соблюденный критерий </w:t>
-            </w:r>
-            <w:r>
-              <w:rPr>
-                <w:rFonts w:ascii="Montserrat" w:cs="Montserrat" w:eastAsia="Montserrat" w:hAnsi="Montserrat"/>
-                <w:b/>
-                <w:bCs/>
-                <w:i w:val="false"/>
-                <w:iCs w:val="false"/>
-                <w:sz w:val="20"/>
-                <w:szCs w:val="20"/>
-              </w:rPr>
-              <w:t xml:space="preserve">(от 0 до 4 баллов)</w:t>
-            </w:r>
-            <w:r>
-              <w:rPr>
-                <w:rFonts w:ascii="Montserrat" w:cs="Montserrat" w:eastAsia="Montserrat" w:hAnsi="Montserrat"/>
-                <w:b w:val="false"/>
-                <w:bCs w:val="false"/>
-                <w:i w:val="false"/>
-                <w:iCs w:val="false"/>
-                <w:sz w:val="20"/>
-                <w:szCs w:val="20"/>
-              </w:rPr>
-              <w:t xml:space="preserve">;</w:t>
+              <w:t xml:space="preserve">Равномерно наложенные стежки;</w:t>
             </w:r>
           </w:p>
         </w:tc>
         <w:tc>
           <w:tcPr>
             <w:tcW w:type="dxa" w:w="2658"/>
+            <w:vMerge w:val="restart"/>
             <w:tcBorders>
               <w:top w:val="single" w:color="000000" w:sz="4"/>
               <w:left w:val="single" w:color="000000" w:sz="4"/>
@@ -1629,75 +1535,51 @@
         <w:tc>
           <w:tcPr>
             <w:tcW w:type="dxa" w:w="638"/>
-            <w:vMerge w:val="restart"/>
-            <w:tcBorders>
-              <w:top w:val="single" w:color="000000" w:sz="4"/>
-              <w:left w:val="single" w:color="000000" w:sz="4"/>
-              <w:bottom w:val="single" w:color="000000" w:sz="4"/>
-              <w:right w:val="single" w:color="000000" w:sz="4"/>
-            </w:tcBorders>
-            <w:tcMar>
-              <w:top w:type="dxa" w:w="40"/>
-              <w:left w:type="dxa" w:w="80"/>
-              <w:bottom w:type="dxa" w:w="40"/>
-              <w:right w:type="dxa" w:w="80"/>
-            </w:tcMar>
-            <w:vAlign w:val="center"/>
-          </w:tcPr>
-          <w:p>
-            <w:pPr>
-              <w:spacing w:after="0" w:line="240" w:lineRule="auto"/>
-              <w:jc w:val="center"/>
-            </w:pPr>
-            <w:r>
-              <w:rPr>
-                <w:rFonts w:ascii="Montserrat" w:cs="Montserrat" w:eastAsia="Montserrat" w:hAnsi="Montserrat"/>
-                <w:b w:val="false"/>
-                <w:bCs w:val="false"/>
-                <w:i w:val="false"/>
-                <w:iCs w:val="false"/>
-                <w:sz w:val="20"/>
-                <w:szCs w:val="20"/>
-              </w:rPr>
-              <w:t xml:space="preserve">4</w:t>
-            </w:r>
+            <w:vMerge/>
+            <w:tcBorders>
+              <w:top w:val="single" w:color="000000" w:sz="4"/>
+              <w:left w:val="single" w:color="000000" w:sz="4"/>
+              <w:bottom w:val="single" w:color="000000" w:sz="4"/>
+              <w:right w:val="single" w:color="000000" w:sz="4"/>
+            </w:tcBorders>
+            <w:tcMar>
+              <w:top w:type="dxa" w:w="40"/>
+              <w:left w:type="dxa" w:w="80"/>
+              <w:bottom w:type="dxa" w:w="40"/>
+              <w:right w:type="dxa" w:w="80"/>
+            </w:tcMar>
+            <w:vAlign w:val="center"/>
+          </w:tcPr>
+          <w:p>
+            <w:pPr>
+              <w:spacing w:after="0" w:line="240" w:lineRule="auto"/>
+              <w:jc w:val="center"/>
+            </w:pPr>
           </w:p>
         </w:tc>
         <w:tc>
           <w:tcPr>
             <w:tcW w:type="dxa" w:w="2516"/>
-            <w:vMerge w:val="restart"/>
-            <w:tcBorders>
-              <w:top w:val="single" w:color="000000" w:sz="4"/>
-              <w:left w:val="single" w:color="000000" w:sz="4"/>
-              <w:bottom w:val="single" w:color="000000" w:sz="4"/>
-              <w:right w:val="single" w:color="000000" w:sz="4"/>
-            </w:tcBorders>
-            <w:tcMar>
-              <w:top w:type="dxa" w:w="40"/>
-              <w:left w:type="dxa" w:w="80"/>
-              <w:bottom w:type="dxa" w:w="40"/>
-              <w:right w:type="dxa" w:w="80"/>
-            </w:tcMar>
-            <w:vAlign w:val="center"/>
-          </w:tcPr>
-          <w:p>
-            <w:pPr>
-              <w:spacing w:after="0" w:line="240" w:lineRule="auto"/>
-              <w:jc w:val="center"/>
-            </w:pPr>
-            <w:r>
-              <w:rPr>
-                <w:rFonts w:ascii="Montserrat" w:cs="Montserrat" w:eastAsia="Montserrat" w:hAnsi="Montserrat"/>
-                <w:b w:val="false"/>
-                <w:bCs w:val="false"/>
-                <w:i w:val="false"/>
-                <w:iCs w:val="false"/>
-                <w:sz w:val="20"/>
-                <w:szCs w:val="20"/>
-              </w:rPr>
-              <w:t xml:space="preserve">Герметичность</w:t>
-            </w:r>
+            <w:vMerge/>
+            <w:tcBorders>
+              <w:top w:val="single" w:color="000000" w:sz="4"/>
+              <w:left w:val="single" w:color="000000" w:sz="4"/>
+              <w:bottom w:val="single" w:color="000000" w:sz="4"/>
+              <w:right w:val="single" w:color="000000" w:sz="4"/>
+            </w:tcBorders>
+            <w:tcMar>
+              <w:top w:type="dxa" w:w="40"/>
+              <w:left w:type="dxa" w:w="80"/>
+              <w:bottom w:type="dxa" w:w="40"/>
+              <w:right w:type="dxa" w:w="80"/>
+            </w:tcMar>
+            <w:vAlign w:val="center"/>
+          </w:tcPr>
+          <w:p>
+            <w:pPr>
+              <w:spacing w:after="0" w:line="240" w:lineRule="auto"/>
+              <w:jc w:val="center"/>
+            </w:pPr>
           </w:p>
         </w:tc>
         <w:tc>
@@ -1732,7 +1614,7 @@
                 <w:sz w:val="20"/>
                 <w:szCs w:val="20"/>
               </w:rPr>
-              <w:t xml:space="preserve">3 балла</w:t>
+              <w:t xml:space="preserve">+ 1 балл</w:t>
             </w:r>
           </w:p>
         </w:tc>
@@ -1768,14 +1650,14 @@
                 <w:sz w:val="20"/>
                 <w:szCs w:val="20"/>
               </w:rPr>
-              <w:t xml:space="preserve">Отсутствие струйного и диффузного истекания жидкости из линии анастомоза;</w:t>
+              <w:t xml:space="preserve">Отсутствие перекрестов нитей;</w:t>
             </w:r>
           </w:p>
         </w:tc>
         <w:tc>
           <w:tcPr>
             <w:tcW w:type="dxa" w:w="2658"/>
-            <w:vMerge w:val="restart"/>
+            <w:vMerge/>
             <w:tcBorders>
               <w:top w:val="single" w:color="000000" w:sz="4"/>
               <w:left w:val="single" w:color="000000" w:sz="4"/>
@@ -1805,28 +1687,52 @@
         <w:tc>
           <w:tcPr>
             <w:tcW w:type="dxa" w:w="638"/>
-            <w:vMerge w:val="continue"/>
-            <w:tcBorders>
-              <w:top w:val="single" w:color="000000" w:sz="4"/>
-              <w:left w:val="single" w:color="000000" w:sz="4"/>
-              <w:bottom w:val="single" w:color="000000" w:sz="4"/>
-              <w:right w:val="single" w:color="000000" w:sz="4"/>
-            </w:tcBorders>
-          </w:tcPr>
-          <w:p/>
+            <w:vMerge/>
+            <w:tcBorders>
+              <w:top w:val="single" w:color="000000" w:sz="4"/>
+              <w:left w:val="single" w:color="000000" w:sz="4"/>
+              <w:bottom w:val="single" w:color="000000" w:sz="4"/>
+              <w:right w:val="single" w:color="000000" w:sz="4"/>
+            </w:tcBorders>
+            <w:tcMar>
+              <w:top w:type="dxa" w:w="40"/>
+              <w:left w:type="dxa" w:w="80"/>
+              <w:bottom w:type="dxa" w:w="40"/>
+              <w:right w:type="dxa" w:w="80"/>
+            </w:tcMar>
+            <w:vAlign w:val="center"/>
+          </w:tcPr>
+          <w:p>
+            <w:pPr>
+              <w:spacing w:after="0" w:line="240" w:lineRule="auto"/>
+              <w:jc w:val="center"/>
+            </w:pPr>
+          </w:p>
         </w:tc>
         <w:tc>
           <w:tcPr>
             <w:tcW w:type="dxa" w:w="2516"/>
-            <w:vMerge w:val="continue"/>
-            <w:tcBorders>
-              <w:top w:val="single" w:color="000000" w:sz="4"/>
-              <w:left w:val="single" w:color="000000" w:sz="4"/>
-              <w:bottom w:val="single" w:color="000000" w:sz="4"/>
-              <w:right w:val="single" w:color="000000" w:sz="4"/>
-            </w:tcBorders>
-          </w:tcPr>
-          <w:p/>
+            <w:vMerge/>
+            <w:tcBorders>
+              <w:top w:val="single" w:color="000000" w:sz="4"/>
+              <w:left w:val="single" w:color="000000" w:sz="4"/>
+              <w:bottom w:val="single" w:color="000000" w:sz="4"/>
+              <w:right w:val="single" w:color="000000" w:sz="4"/>
+            </w:tcBorders>
+            <w:tcMar>
+              <w:top w:type="dxa" w:w="40"/>
+              <w:left w:type="dxa" w:w="80"/>
+              <w:bottom w:type="dxa" w:w="40"/>
+              <w:right w:type="dxa" w:w="80"/>
+            </w:tcMar>
+            <w:vAlign w:val="center"/>
+          </w:tcPr>
+          <w:p>
+            <w:pPr>
+              <w:spacing w:after="0" w:line="240" w:lineRule="auto"/>
+              <w:jc w:val="center"/>
+            </w:pPr>
+          </w:p>
         </w:tc>
         <w:tc>
           <w:tcPr>
@@ -1860,7 +1766,7 @@
                 <w:sz w:val="20"/>
                 <w:szCs w:val="20"/>
               </w:rPr>
-              <w:t xml:space="preserve">2 балла</w:t>
+              <w:t xml:space="preserve">+ 1 балл</w:t>
             </w:r>
           </w:p>
         </w:tc>
@@ -1896,7 +1802,7 @@
                 <w:sz w:val="20"/>
                 <w:szCs w:val="20"/>
               </w:rPr>
-              <w:t xml:space="preserve">Диффузное просачивание из всей линии анастомоза;</w:t>
+              <w:t xml:space="preserve">Отсутствие провисания нитей;</w:t>
             </w:r>
           </w:p>
         </w:tc>
@@ -1933,28 +1839,52 @@
         <w:tc>
           <w:tcPr>
             <w:tcW w:type="dxa" w:w="638"/>
-            <w:vMerge w:val="continue"/>
-            <w:tcBorders>
-              <w:top w:val="single" w:color="000000" w:sz="4"/>
-              <w:left w:val="single" w:color="000000" w:sz="4"/>
-              <w:bottom w:val="single" w:color="000000" w:sz="4"/>
-              <w:right w:val="single" w:color="000000" w:sz="4"/>
-            </w:tcBorders>
-          </w:tcPr>
-          <w:p/>
+            <w:vMerge/>
+            <w:tcBorders>
+              <w:top w:val="single" w:color="000000" w:sz="4"/>
+              <w:left w:val="single" w:color="000000" w:sz="4"/>
+              <w:bottom w:val="single" w:color="000000" w:sz="4"/>
+              <w:right w:val="single" w:color="000000" w:sz="4"/>
+            </w:tcBorders>
+            <w:tcMar>
+              <w:top w:type="dxa" w:w="40"/>
+              <w:left w:type="dxa" w:w="80"/>
+              <w:bottom w:type="dxa" w:w="40"/>
+              <w:right w:type="dxa" w:w="80"/>
+            </w:tcMar>
+            <w:vAlign w:val="center"/>
+          </w:tcPr>
+          <w:p>
+            <w:pPr>
+              <w:spacing w:after="0" w:line="240" w:lineRule="auto"/>
+              <w:jc w:val="center"/>
+            </w:pPr>
+          </w:p>
         </w:tc>
         <w:tc>
           <w:tcPr>
             <w:tcW w:type="dxa" w:w="2516"/>
-            <w:vMerge w:val="continue"/>
-            <w:tcBorders>
-              <w:top w:val="single" w:color="000000" w:sz="4"/>
-              <w:left w:val="single" w:color="000000" w:sz="4"/>
-              <w:bottom w:val="single" w:color="000000" w:sz="4"/>
-              <w:right w:val="single" w:color="000000" w:sz="4"/>
-            </w:tcBorders>
-          </w:tcPr>
-          <w:p/>
+            <w:vMerge/>
+            <w:tcBorders>
+              <w:top w:val="single" w:color="000000" w:sz="4"/>
+              <w:left w:val="single" w:color="000000" w:sz="4"/>
+              <w:bottom w:val="single" w:color="000000" w:sz="4"/>
+              <w:right w:val="single" w:color="000000" w:sz="4"/>
+            </w:tcBorders>
+            <w:tcMar>
+              <w:top w:type="dxa" w:w="40"/>
+              <w:left w:type="dxa" w:w="80"/>
+              <w:bottom w:type="dxa" w:w="40"/>
+              <w:right w:type="dxa" w:w="80"/>
+            </w:tcMar>
+            <w:vAlign w:val="center"/>
+          </w:tcPr>
+          <w:p>
+            <w:pPr>
+              <w:spacing w:after="0" w:line="240" w:lineRule="auto"/>
+              <w:jc w:val="center"/>
+            </w:pPr>
+          </w:p>
         </w:tc>
         <w:tc>
           <w:tcPr>
@@ -1988,7 +1918,7 @@
                 <w:sz w:val="20"/>
                 <w:szCs w:val="20"/>
               </w:rPr>
-              <w:t xml:space="preserve">0 баллов</w:t>
+              <w:t xml:space="preserve">+ 1 балл</w:t>
             </w:r>
           </w:p>
         </w:tc>
@@ -2024,7 +1954,7 @@
                 <w:sz w:val="20"/>
                 <w:szCs w:val="20"/>
               </w:rPr>
-              <w:t xml:space="preserve">Струйное истекание из анастомоза;</w:t>
+              <w:t xml:space="preserve">Отсутствие прорезывания нитей;</w:t>
             </w:r>
           </w:p>
         </w:tc>
@@ -2091,7 +2021,7 @@
                 <w:sz w:val="20"/>
                 <w:szCs w:val="20"/>
               </w:rPr>
-              <w:t xml:space="preserve">5</w:t>
+              <w:t xml:space="preserve">4</w:t>
             </w:r>
           </w:p>
         </w:tc>
@@ -2128,7 +2058,7 @@
                 <w:sz w:val="20"/>
                 <w:szCs w:val="20"/>
               </w:rPr>
-              <w:t xml:space="preserve">Технические ошибки при наложении анастомоза (прорезывание нитей, попадание соединительной или жировой ткани в анастомоз)</w:t>
+              <w:t xml:space="preserve">Герметичность</w:t>
             </w:r>
           </w:p>
         </w:tc>
@@ -2200,7 +2130,7 @@
                 <w:sz w:val="20"/>
                 <w:szCs w:val="20"/>
               </w:rPr>
-              <w:t xml:space="preserve">Замечаний нет;</w:t>
+              <w:t xml:space="preserve">Отсутствие струйного и диффузного истекания жидкости из линии анастомоза;</w:t>
             </w:r>
           </w:p>
         </w:tc>
@@ -2328,7 +2258,7 @@
                 <w:sz w:val="20"/>
                 <w:szCs w:val="20"/>
               </w:rPr>
-              <w:t xml:space="preserve">Нет грубых нарушений, незначительные технические ошибки;</w:t>
+              <w:t xml:space="preserve">Диффузное просачивание из всей линии анастомоза;</w:t>
             </w:r>
           </w:p>
         </w:tc>
@@ -2456,7 +2386,7 @@
                 <w:sz w:val="20"/>
                 <w:szCs w:val="20"/>
               </w:rPr>
-              <w:t xml:space="preserve">Грубые технические ошибки, из-за которых значительно увеличится риск постоперационных осложнений;</w:t>
+              <w:t xml:space="preserve">Струйное истекание из анастомоза;</w:t>
             </w:r>
           </w:p>
         </w:tc>
@@ -2492,316 +2422,154 @@
         </w:trPr>
         <w:tc>
           <w:tcPr>
-            <w:tcW w:type="dxa" w:w="10206"/>
-            <w:gridSpan w:val="5"/>
-            <w:tcBorders>
-              <w:top w:val="single" w:color="000000" w:sz="4"/>
-              <w:left w:val="single" w:color="000000" w:sz="4"/>
-              <w:bottom w:val="single" w:color="000000" w:sz="4"/>
-              <w:right w:val="single" w:color="000000" w:sz="4"/>
-            </w:tcBorders>
-            <w:tcMar>
-              <w:top w:type="dxa" w:w="40"/>
-              <w:left w:type="dxa" w:w="80"/>
-              <w:bottom w:type="dxa" w:w="40"/>
-              <w:right w:type="dxa" w:w="80"/>
-            </w:tcMar>
-            <w:vAlign w:val="center"/>
-          </w:tcPr>
-          <w:p>
-            <w:pPr>
-              <w:keepNext/>
-              <w:spacing w:after="0" w:line="240" w:lineRule="auto"/>
-              <w:jc w:val="center"/>
-            </w:pPr>
-            <w:r>
-              <w:rPr>
-                <w:rFonts w:ascii="Montserrat" w:cs="Montserrat" w:eastAsia="Montserrat" w:hAnsi="Montserrat"/>
-                <w:b w:val="false"/>
-                <w:bCs w:val="false"/>
-                <w:i/>
-                <w:iCs/>
-                <w:sz w:val="20"/>
-                <w:szCs w:val="20"/>
-              </w:rPr>
-              <w:t xml:space="preserve">Проксимальный анастомоз «конец-в-конец» между сосудистым протезом и аортой</w:t>
+            <w:tcW w:type="dxa" w:w="638"/>
+            <w:vMerge w:val="restart"/>
+            <w:tcBorders>
+              <w:top w:val="single" w:color="000000" w:sz="4"/>
+              <w:left w:val="single" w:color="000000" w:sz="4"/>
+              <w:bottom w:val="single" w:color="000000" w:sz="4"/>
+              <w:right w:val="single" w:color="000000" w:sz="4"/>
+            </w:tcBorders>
+            <w:tcMar>
+              <w:top w:type="dxa" w:w="40"/>
+              <w:left w:type="dxa" w:w="80"/>
+              <w:bottom w:type="dxa" w:w="40"/>
+              <w:right w:type="dxa" w:w="80"/>
+            </w:tcMar>
+            <w:vAlign w:val="center"/>
+          </w:tcPr>
+          <w:p>
+            <w:pPr>
+              <w:spacing w:after="0" w:line="240" w:lineRule="auto"/>
+              <w:jc w:val="center"/>
+            </w:pPr>
+            <w:r>
+              <w:rPr>
+                <w:rFonts w:ascii="Montserrat" w:cs="Montserrat" w:eastAsia="Montserrat" w:hAnsi="Montserrat"/>
+                <w:b w:val="false"/>
+                <w:bCs w:val="false"/>
+                <w:i w:val="false"/>
+                <w:iCs w:val="false"/>
+                <w:sz w:val="20"/>
+                <w:szCs w:val="20"/>
+              </w:rPr>
+              <w:t xml:space="preserve">5</w:t>
+            </w:r>
+          </w:p>
+        </w:tc>
+        <w:tc>
+          <w:tcPr>
+            <w:tcW w:type="dxa" w:w="2516"/>
+            <w:vMerge w:val="restart"/>
+            <w:tcBorders>
+              <w:top w:val="single" w:color="000000" w:sz="4"/>
+              <w:left w:val="single" w:color="000000" w:sz="4"/>
+              <w:bottom w:val="single" w:color="000000" w:sz="4"/>
+              <w:right w:val="single" w:color="000000" w:sz="4"/>
+            </w:tcBorders>
+            <w:tcMar>
+              <w:top w:type="dxa" w:w="40"/>
+              <w:left w:type="dxa" w:w="80"/>
+              <w:bottom w:type="dxa" w:w="40"/>
+              <w:right w:type="dxa" w:w="80"/>
+            </w:tcMar>
+            <w:vAlign w:val="center"/>
+          </w:tcPr>
+          <w:p>
+            <w:pPr>
+              <w:spacing w:after="0" w:line="240" w:lineRule="auto"/>
+              <w:jc w:val="center"/>
+            </w:pPr>
+            <w:r>
+              <w:rPr>
+                <w:rFonts w:ascii="Montserrat" w:cs="Montserrat" w:eastAsia="Montserrat" w:hAnsi="Montserrat"/>
+                <w:b w:val="false"/>
+                <w:bCs w:val="false"/>
+                <w:i w:val="false"/>
+                <w:iCs w:val="false"/>
+                <w:sz w:val="20"/>
+                <w:szCs w:val="20"/>
+              </w:rPr>
+              <w:t xml:space="preserve">Технические ошибки при наложении анастомоза (прорезывание нитей, попадание соединительной или жировой ткани в анастомоз)</w:t>
+            </w:r>
+          </w:p>
+        </w:tc>
+        <w:tc>
+          <w:tcPr>
+            <w:tcW w:type="dxa" w:w="1258"/>
+            <w:tcBorders>
+              <w:top w:val="single" w:color="000000" w:sz="4"/>
+              <w:left w:val="single" w:color="000000" w:sz="4"/>
+              <w:bottom w:val="single" w:color="000000" w:sz="4"/>
+              <w:right w:val="single" w:color="000000" w:sz="4"/>
+            </w:tcBorders>
+            <w:tcMar>
+              <w:top w:type="dxa" w:w="40"/>
+              <w:left w:type="dxa" w:w="80"/>
+              <w:bottom w:type="dxa" w:w="40"/>
+              <w:right w:type="dxa" w:w="80"/>
+            </w:tcMar>
+            <w:vAlign w:val="center"/>
+          </w:tcPr>
+          <w:p>
+            <w:pPr>
+              <w:spacing w:after="0" w:line="240" w:lineRule="auto"/>
+              <w:jc w:val="center"/>
+            </w:pPr>
+            <w:r>
+              <w:rPr>
+                <w:rFonts w:ascii="Montserrat" w:cs="Montserrat" w:eastAsia="Montserrat" w:hAnsi="Montserrat"/>
+                <w:b w:val="false"/>
+                <w:bCs w:val="false"/>
+                <w:i w:val="false"/>
+                <w:iCs w:val="false"/>
+                <w:sz w:val="20"/>
+                <w:szCs w:val="20"/>
+              </w:rPr>
+              <w:t xml:space="preserve">3 балла</w:t>
+            </w:r>
+          </w:p>
+        </w:tc>
+        <w:tc>
+          <w:tcPr>
+            <w:tcW w:type="dxa" w:w="3136"/>
+            <w:tcBorders>
+              <w:top w:val="single" w:color="000000" w:sz="4"/>
+              <w:left w:val="single" w:color="000000" w:sz="4"/>
+              <w:bottom w:val="single" w:color="000000" w:sz="4"/>
+              <w:right w:val="single" w:color="000000" w:sz="4"/>
+            </w:tcBorders>
+            <w:tcMar>
+              <w:top w:type="dxa" w:w="40"/>
+              <w:left w:type="dxa" w:w="80"/>
+              <w:bottom w:type="dxa" w:w="40"/>
+              <w:right w:type="dxa" w:w="80"/>
+            </w:tcMar>
+            <w:vAlign w:val="center"/>
+          </w:tcPr>
+          <w:p>
+            <w:pPr>
+              <w:spacing w:after="0" w:line="240" w:lineRule="auto"/>
+              <w:jc w:val="center"/>
+            </w:pPr>
+            <w:r>
+              <w:rPr>
+                <w:rFonts w:ascii="Montserrat" w:cs="Montserrat" w:eastAsia="Montserrat" w:hAnsi="Montserrat"/>
+                <w:b w:val="false"/>
+                <w:bCs w:val="false"/>
+                <w:i w:val="false"/>
+                <w:iCs w:val="false"/>
+                <w:sz w:val="20"/>
+                <w:szCs w:val="20"/>
+              </w:rPr>
+              <w:t xml:space="preserve">Замечаний нет;</w:t>
             </w:r>
           </w:p>
         </w:tc>
         <w:tc>
           <w:tcPr>
             <w:tcW w:type="dxa" w:w="2658"/>
-            <w:tcBorders>
-              <w:top w:val="single" w:color="000000" w:sz="4"/>
-              <w:left w:val="single" w:color="000000" w:sz="4"/>
-              <w:bottom w:val="single" w:color="000000" w:sz="4"/>
-              <w:right w:val="single" w:color="000000" w:sz="4"/>
-            </w:tcBorders>
-            <w:tcMar>
-              <w:top w:type="dxa" w:w="40"/>
-              <w:left w:type="dxa" w:w="80"/>
-              <w:bottom w:type="dxa" w:w="40"/>
-              <w:right w:type="dxa" w:w="80"/>
-            </w:tcMar>
-            <w:vAlign w:val="center"/>
-          </w:tcPr>
-          <w:p>
-            <w:pPr>
-              <w:keepNext/>
-              <w:spacing w:after="0" w:line="240" w:lineRule="auto"/>
-              <w:jc w:val="center"/>
-            </w:pPr>
-          </w:p>
-        </w:tc>
-      </w:tr>
-      <w:tr>
-        <w:trPr>
-          <w:cantSplit/>
-          <w:trHeight w:val="4859" w:hRule="atLeast"/>
-        </w:trPr>
-        <w:tc>
-          <w:tcPr>
-            <w:tcW w:type="dxa" w:w="638"/>
-            <w:tcBorders>
-              <w:top w:val="single" w:color="000000" w:sz="4"/>
-              <w:left w:val="single" w:color="000000" w:sz="4"/>
-              <w:bottom w:val="single" w:color="000000" w:sz="4"/>
-              <w:right w:val="single" w:color="000000" w:sz="4"/>
-            </w:tcBorders>
-            <w:tcMar>
-              <w:top w:type="dxa" w:w="40"/>
-              <w:left w:type="dxa" w:w="80"/>
-              <w:bottom w:type="dxa" w:w="40"/>
-              <w:right w:type="dxa" w:w="80"/>
-            </w:tcMar>
-            <w:vAlign w:val="center"/>
-          </w:tcPr>
-          <w:p>
-            <w:pPr>
-              <w:spacing w:after="0" w:line="240" w:lineRule="auto"/>
-              <w:jc w:val="center"/>
-            </w:pPr>
-            <w:r>
-              <w:rPr>
-                <w:rFonts w:ascii="Montserrat" w:cs="Montserrat" w:eastAsia="Montserrat" w:hAnsi="Montserrat"/>
-                <w:b w:val="false"/>
-                <w:bCs w:val="false"/>
-                <w:i w:val="false"/>
-                <w:iCs w:val="false"/>
-                <w:sz w:val="20"/>
-                <w:szCs w:val="20"/>
-              </w:rPr>
-              <w:t xml:space="preserve">6</w:t>
-            </w:r>
-          </w:p>
-        </w:tc>
-        <w:tc>
-          <w:tcPr>
-            <w:tcW w:type="dxa" w:w="2516"/>
-            <w:tcBorders>
-              <w:top w:val="single" w:color="000000" w:sz="4"/>
-              <w:left w:val="single" w:color="000000" w:sz="4"/>
-              <w:bottom w:val="single" w:color="000000" w:sz="4"/>
-              <w:right w:val="single" w:color="000000" w:sz="4"/>
-            </w:tcBorders>
-            <w:tcMar>
-              <w:top w:type="dxa" w:w="40"/>
-              <w:left w:type="dxa" w:w="80"/>
-              <w:bottom w:type="dxa" w:w="40"/>
-              <w:right w:type="dxa" w:w="80"/>
-            </w:tcMar>
-            <w:vAlign w:val="center"/>
-          </w:tcPr>
-          <w:p>
-            <w:pPr>
-              <w:spacing w:after="0" w:line="240" w:lineRule="auto"/>
-              <w:jc w:val="center"/>
-            </w:pPr>
-            <w:r>
-              <w:rPr>
-                <w:rFonts w:ascii="Montserrat" w:cs="Montserrat" w:eastAsia="Montserrat" w:hAnsi="Montserrat"/>
-                <w:b w:val="false"/>
-                <w:bCs w:val="false"/>
-                <w:i w:val="false"/>
-                <w:iCs w:val="false"/>
-                <w:sz w:val="20"/>
-                <w:szCs w:val="20"/>
-              </w:rPr>
-              <w:t xml:space="preserve">Эстетичность сформированного анастомоза:</w:t>
-            </w:r>
-          </w:p>
-          <w:p>
-            <w:pPr>
-              <w:spacing w:after="0" w:line="240" w:lineRule="auto"/>
-              <w:jc w:val="center"/>
-            </w:pPr>
-            <w:r>
-              <w:rPr>
-                <w:rFonts w:ascii="Montserrat" w:cs="Montserrat" w:eastAsia="Montserrat" w:hAnsi="Montserrat"/>
-                <w:b w:val="false"/>
-                <w:bCs w:val="false"/>
-                <w:i w:val="false"/>
-                <w:iCs w:val="false"/>
-                <w:sz w:val="20"/>
-                <w:szCs w:val="20"/>
-              </w:rPr>
-              <w:t xml:space="preserve">• равномерно наложенные стежки;</w:t>
-            </w:r>
-          </w:p>
-          <w:p>
-            <w:pPr>
-              <w:spacing w:after="0" w:line="240" w:lineRule="auto"/>
-              <w:jc w:val="center"/>
-            </w:pPr>
-            <w:r>
-              <w:rPr>
-                <w:rFonts w:ascii="Montserrat" w:cs="Montserrat" w:eastAsia="Montserrat" w:hAnsi="Montserrat"/>
-                <w:b w:val="false"/>
-                <w:bCs w:val="false"/>
-                <w:i w:val="false"/>
-                <w:iCs w:val="false"/>
-                <w:sz w:val="20"/>
-                <w:szCs w:val="20"/>
-              </w:rPr>
-              <w:t xml:space="preserve">• отсутствие перекрестов нитей;</w:t>
-            </w:r>
-          </w:p>
-          <w:p>
-            <w:pPr>
-              <w:spacing w:after="0" w:line="240" w:lineRule="auto"/>
-              <w:jc w:val="center"/>
-            </w:pPr>
-            <w:r>
-              <w:rPr>
-                <w:rFonts w:ascii="Montserrat" w:cs="Montserrat" w:eastAsia="Montserrat" w:hAnsi="Montserrat"/>
-                <w:b w:val="false"/>
-                <w:bCs w:val="false"/>
-                <w:i w:val="false"/>
-                <w:iCs w:val="false"/>
-                <w:sz w:val="20"/>
-                <w:szCs w:val="20"/>
-              </w:rPr>
-              <w:t xml:space="preserve">• отсутствие провисания нитей;</w:t>
-            </w:r>
-          </w:p>
-          <w:p>
-            <w:pPr>
-              <w:spacing w:after="0" w:line="240" w:lineRule="auto"/>
-              <w:jc w:val="center"/>
-            </w:pPr>
-            <w:r>
-              <w:rPr>
-                <w:rFonts w:ascii="Montserrat" w:cs="Montserrat" w:eastAsia="Montserrat" w:hAnsi="Montserrat"/>
-                <w:b w:val="false"/>
-                <w:bCs w:val="false"/>
-                <w:i w:val="false"/>
-                <w:iCs w:val="false"/>
-                <w:sz w:val="20"/>
-                <w:szCs w:val="20"/>
-              </w:rPr>
-              <w:t xml:space="preserve">• отсутствие прорезывания нитей.</w:t>
-            </w:r>
-          </w:p>
-        </w:tc>
-        <w:tc>
-          <w:tcPr>
-            <w:tcW w:type="dxa" w:w="1258"/>
-            <w:tcBorders>
-              <w:top w:val="single" w:color="000000" w:sz="4"/>
-              <w:left w:val="single" w:color="000000" w:sz="4"/>
-              <w:bottom w:val="single" w:color="000000" w:sz="4"/>
-              <w:right w:val="single" w:color="000000" w:sz="4"/>
-            </w:tcBorders>
-            <w:tcMar>
-              <w:top w:type="dxa" w:w="40"/>
-              <w:left w:type="dxa" w:w="80"/>
-              <w:bottom w:type="dxa" w:w="40"/>
-              <w:right w:type="dxa" w:w="80"/>
-            </w:tcMar>
-            <w:vAlign w:val="center"/>
-          </w:tcPr>
-          <w:p>
-            <w:pPr>
-              <w:spacing w:after="0" w:line="240" w:lineRule="auto"/>
-              <w:jc w:val="center"/>
-            </w:pPr>
-            <w:r>
-              <w:rPr>
-                <w:rFonts w:ascii="Montserrat" w:cs="Montserrat" w:eastAsia="Montserrat" w:hAnsi="Montserrat"/>
-                <w:b w:val="false"/>
-                <w:bCs w:val="false"/>
-                <w:i w:val="false"/>
-                <w:iCs w:val="false"/>
-                <w:sz w:val="20"/>
-                <w:szCs w:val="20"/>
-              </w:rPr>
-              <w:t xml:space="preserve">+ 1 балл</w:t>
-            </w:r>
-          </w:p>
-        </w:tc>
-        <w:tc>
-          <w:tcPr>
-            <w:tcW w:type="dxa" w:w="3136"/>
-            <w:tcBorders>
-              <w:top w:val="single" w:color="000000" w:sz="4"/>
-              <w:left w:val="single" w:color="000000" w:sz="4"/>
-              <w:bottom w:val="single" w:color="000000" w:sz="4"/>
-              <w:right w:val="single" w:color="000000" w:sz="4"/>
-            </w:tcBorders>
-            <w:tcMar>
-              <w:top w:type="dxa" w:w="40"/>
-              <w:left w:type="dxa" w:w="80"/>
-              <w:bottom w:type="dxa" w:w="40"/>
-              <w:right w:type="dxa" w:w="80"/>
-            </w:tcMar>
-            <w:vAlign w:val="center"/>
-          </w:tcPr>
-          <w:p>
-            <w:pPr>
-              <w:spacing w:after="0" w:line="240" w:lineRule="auto"/>
-              <w:jc w:val="center"/>
-            </w:pPr>
-            <w:r>
-              <w:rPr>
-                <w:rFonts w:ascii="Montserrat" w:cs="Montserrat" w:eastAsia="Montserrat" w:hAnsi="Montserrat"/>
-                <w:b w:val="false"/>
-                <w:bCs w:val="false"/>
-                <w:i w:val="false"/>
-                <w:iCs w:val="false"/>
-                <w:sz w:val="20"/>
-                <w:szCs w:val="20"/>
-              </w:rPr>
-              <w:t xml:space="preserve">За каждый соблюденный критерий </w:t>
-            </w:r>
-            <w:r>
-              <w:rPr>
-                <w:rFonts w:ascii="Montserrat" w:cs="Montserrat" w:eastAsia="Montserrat" w:hAnsi="Montserrat"/>
-                <w:b/>
-                <w:bCs/>
-                <w:i w:val="false"/>
-                <w:iCs w:val="false"/>
-                <w:sz w:val="20"/>
-                <w:szCs w:val="20"/>
-              </w:rPr>
-              <w:t xml:space="preserve">(от 0 до 4 баллов)</w:t>
-            </w:r>
-            <w:r>
-              <w:rPr>
-                <w:rFonts w:ascii="Montserrat" w:cs="Montserrat" w:eastAsia="Montserrat" w:hAnsi="Montserrat"/>
-                <w:b w:val="false"/>
-                <w:bCs w:val="false"/>
-                <w:i w:val="false"/>
-                <w:iCs w:val="false"/>
-                <w:sz w:val="20"/>
-                <w:szCs w:val="20"/>
-              </w:rPr>
-              <w:t xml:space="preserve">;</w:t>
-            </w:r>
-          </w:p>
-        </w:tc>
-        <w:tc>
-          <w:tcPr>
-            <w:tcW w:type="dxa" w:w="2658"/>
+            <w:vMerge w:val="restart"/>
             <w:tcBorders>
               <w:top w:val="single" w:color="000000" w:sz="4"/>
               <w:left w:val="single" w:color="000000" w:sz="4"/>
@@ -2831,76 +2599,28 @@
         <w:tc>
           <w:tcPr>
             <w:tcW w:type="dxa" w:w="638"/>
-            <w:vMerge w:val="restart"/>
-            <w:tcBorders>
-              <w:top w:val="single" w:color="000000" w:sz="4"/>
-              <w:left w:val="single" w:color="000000" w:sz="4"/>
-              <w:bottom w:val="single" w:color="000000" w:sz="4"/>
-              <w:right w:val="single" w:color="000000" w:sz="4"/>
-            </w:tcBorders>
-            <w:tcMar>
-              <w:top w:type="dxa" w:w="40"/>
-              <w:left w:type="dxa" w:w="80"/>
-              <w:bottom w:type="dxa" w:w="40"/>
-              <w:right w:type="dxa" w:w="80"/>
-            </w:tcMar>
-            <w:vAlign w:val="center"/>
-          </w:tcPr>
-          <w:p>
-            <w:pPr>
-              <w:spacing w:after="0" w:line="240" w:lineRule="auto"/>
-              <w:jc w:val="center"/>
-            </w:pPr>
-            <w:r>
-              <w:rPr>
-                <w:rFonts w:ascii="Montserrat" w:cs="Montserrat" w:eastAsia="Montserrat" w:hAnsi="Montserrat"/>
-                <w:b w:val="false"/>
-                <w:bCs w:val="false"/>
-                <w:i w:val="false"/>
-                <w:iCs w:val="false"/>
-                <w:sz w:val="20"/>
-                <w:szCs w:val="20"/>
-              </w:rPr>
-              <w:t xml:space="preserve">7</w:t>
-            </w:r>
-          </w:p>
+            <w:vMerge w:val="continue"/>
+            <w:tcBorders>
+              <w:top w:val="single" w:color="000000" w:sz="4"/>
+              <w:left w:val="single" w:color="000000" w:sz="4"/>
+              <w:bottom w:val="single" w:color="000000" w:sz="4"/>
+              <w:right w:val="single" w:color="000000" w:sz="4"/>
+            </w:tcBorders>
+          </w:tcPr>
+          <w:p/>
         </w:tc>
         <w:tc>
           <w:tcPr>
             <w:tcW w:type="dxa" w:w="2516"/>
-            <w:vMerge w:val="restart"/>
-            <w:tcBorders>
-              <w:top w:val="single" w:color="000000" w:sz="4"/>
-              <w:left w:val="single" w:color="000000" w:sz="4"/>
-              <w:bottom w:val="single" w:color="000000" w:sz="4"/>
-              <w:right w:val="single" w:color="000000" w:sz="4"/>
-            </w:tcBorders>
-            <w:tcMar>
-              <w:top w:type="dxa" w:w="40"/>
-              <w:left w:type="dxa" w:w="80"/>
-              <w:bottom w:type="dxa" w:w="40"/>
-              <w:right w:type="dxa" w:w="80"/>
-            </w:tcMar>
-            <w:vAlign w:val="center"/>
-          </w:tcPr>
-          <w:p>
-            <w:pPr>
-              <w:spacing w:after="0" w:line="240" w:lineRule="auto"/>
-              <w:jc w:val="center"/>
-            </w:pPr>
-            <w:r>
-              <w:rPr>
-                <w:rFonts w:ascii="Montserrat" w:cs="Montserrat" w:eastAsia="Montserrat" w:hAnsi="Montserrat"/>
-                <w:b w:val="false"/>
-                <w:bCs w:val="false"/>
-                <w:i w:val="false"/>
-                <w:iCs w:val="false"/>
-                <w:sz w:val="20"/>
-                <w:szCs w:val="20"/>
-              </w:rPr>
-              <w:t xml:space="preserve">Герметичность</w:t>
-            </w:r>
-          </w:p>
+            <w:vMerge w:val="continue"/>
+            <w:tcBorders>
+              <w:top w:val="single" w:color="000000" w:sz="4"/>
+              <w:left w:val="single" w:color="000000" w:sz="4"/>
+              <w:bottom w:val="single" w:color="000000" w:sz="4"/>
+              <w:right w:val="single" w:color="000000" w:sz="4"/>
+            </w:tcBorders>
+          </w:tcPr>
+          <w:p/>
         </w:tc>
         <w:tc>
           <w:tcPr>
@@ -2934,7 +2654,7 @@
                 <w:sz w:val="20"/>
                 <w:szCs w:val="20"/>
               </w:rPr>
-              <w:t xml:space="preserve">3 балла</w:t>
+              <w:t xml:space="preserve">2 балла</w:t>
             </w:r>
           </w:p>
         </w:tc>
@@ -2970,14 +2690,14 @@
                 <w:sz w:val="20"/>
                 <w:szCs w:val="20"/>
               </w:rPr>
-              <w:t xml:space="preserve">Отсутствие струйного и диффузного истекания жидкости из линии анастомоза;</w:t>
+              <w:t xml:space="preserve">Нет грубых нарушений, незначительные технические ошибки;</w:t>
             </w:r>
           </w:p>
         </w:tc>
         <w:tc>
           <w:tcPr>
             <w:tcW w:type="dxa" w:w="2658"/>
-            <w:vMerge w:val="restart"/>
+            <w:vMerge/>
             <w:tcBorders>
               <w:top w:val="single" w:color="000000" w:sz="4"/>
               <w:left w:val="single" w:color="000000" w:sz="4"/>
@@ -3062,7 +2782,7 @@
                 <w:sz w:val="20"/>
                 <w:szCs w:val="20"/>
               </w:rPr>
-              <w:t xml:space="preserve">2 балла</w:t>
+              <w:t xml:space="preserve">0 баллов</w:t>
             </w:r>
           </w:p>
         </w:tc>
@@ -3098,7 +2818,7 @@
                 <w:sz w:val="20"/>
                 <w:szCs w:val="20"/>
               </w:rPr>
-              <w:t xml:space="preserve">Диффузное просачивание из всей линии анастомоза;</w:t>
+              <w:t xml:space="preserve">Грубые технические ошибки, из-за которых значительно увеличится риск постоперационных осложнений;</w:t>
             </w:r>
           </w:p>
         </w:tc>
@@ -3134,122 +2854,62 @@
         </w:trPr>
         <w:tc>
           <w:tcPr>
-            <w:tcW w:type="dxa" w:w="638"/>
-            <w:vMerge w:val="continue"/>
-            <w:tcBorders>
-              <w:top w:val="single" w:color="000000" w:sz="4"/>
-              <w:left w:val="single" w:color="000000" w:sz="4"/>
-              <w:bottom w:val="single" w:color="000000" w:sz="4"/>
-              <w:right w:val="single" w:color="000000" w:sz="4"/>
-            </w:tcBorders>
-          </w:tcPr>
-          <w:p/>
-        </w:tc>
-        <w:tc>
-          <w:tcPr>
-            <w:tcW w:type="dxa" w:w="2516"/>
-            <w:vMerge w:val="continue"/>
-            <w:tcBorders>
-              <w:top w:val="single" w:color="000000" w:sz="4"/>
-              <w:left w:val="single" w:color="000000" w:sz="4"/>
-              <w:bottom w:val="single" w:color="000000" w:sz="4"/>
-              <w:right w:val="single" w:color="000000" w:sz="4"/>
-            </w:tcBorders>
-          </w:tcPr>
-          <w:p/>
-        </w:tc>
-        <w:tc>
-          <w:tcPr>
-            <w:tcW w:type="dxa" w:w="1258"/>
-            <w:tcBorders>
-              <w:top w:val="single" w:color="000000" w:sz="4"/>
-              <w:left w:val="single" w:color="000000" w:sz="4"/>
-              <w:bottom w:val="single" w:color="000000" w:sz="4"/>
-              <w:right w:val="single" w:color="000000" w:sz="4"/>
-            </w:tcBorders>
-            <w:tcMar>
-              <w:top w:type="dxa" w:w="40"/>
-              <w:left w:type="dxa" w:w="80"/>
-              <w:bottom w:type="dxa" w:w="40"/>
-              <w:right w:type="dxa" w:w="80"/>
-            </w:tcMar>
-            <w:vAlign w:val="center"/>
-          </w:tcPr>
-          <w:p>
-            <w:pPr>
-              <w:spacing w:after="0" w:line="240" w:lineRule="auto"/>
-              <w:jc w:val="center"/>
-            </w:pPr>
-            <w:r>
-              <w:rPr>
-                <w:rFonts w:ascii="Montserrat" w:cs="Montserrat" w:eastAsia="Montserrat" w:hAnsi="Montserrat"/>
-                <w:b w:val="false"/>
-                <w:bCs w:val="false"/>
-                <w:i w:val="false"/>
-                <w:iCs w:val="false"/>
-                <w:sz w:val="20"/>
-                <w:szCs w:val="20"/>
-              </w:rPr>
-              <w:t xml:space="preserve">0 баллов</w:t>
-            </w:r>
-          </w:p>
-        </w:tc>
-        <w:tc>
-          <w:tcPr>
-            <w:tcW w:type="dxa" w:w="3136"/>
-            <w:tcBorders>
-              <w:top w:val="single" w:color="000000" w:sz="4"/>
-              <w:left w:val="single" w:color="000000" w:sz="4"/>
-              <w:bottom w:val="single" w:color="000000" w:sz="4"/>
-              <w:right w:val="single" w:color="000000" w:sz="4"/>
-            </w:tcBorders>
-            <w:tcMar>
-              <w:top w:type="dxa" w:w="40"/>
-              <w:left w:type="dxa" w:w="80"/>
-              <w:bottom w:type="dxa" w:w="40"/>
-              <w:right w:type="dxa" w:w="80"/>
-            </w:tcMar>
-            <w:vAlign w:val="center"/>
-          </w:tcPr>
-          <w:p>
-            <w:pPr>
-              <w:spacing w:after="0" w:line="240" w:lineRule="auto"/>
-              <w:jc w:val="center"/>
-            </w:pPr>
-            <w:r>
-              <w:rPr>
-                <w:rFonts w:ascii="Montserrat" w:cs="Montserrat" w:eastAsia="Montserrat" w:hAnsi="Montserrat"/>
-                <w:b w:val="false"/>
-                <w:bCs w:val="false"/>
-                <w:i w:val="false"/>
-                <w:iCs w:val="false"/>
-                <w:sz w:val="20"/>
-                <w:szCs w:val="20"/>
-              </w:rPr>
-              <w:t xml:space="preserve">Струйное истекание из анастомоза;</w:t>
+            <w:tcW w:type="dxa" w:w="10206"/>
+            <w:gridSpan w:val="5"/>
+            <w:tcBorders>
+              <w:top w:val="single" w:color="000000" w:sz="4"/>
+              <w:left w:val="single" w:color="000000" w:sz="4"/>
+              <w:bottom w:val="single" w:color="000000" w:sz="4"/>
+              <w:right w:val="single" w:color="000000" w:sz="4"/>
+            </w:tcBorders>
+            <w:tcMar>
+              <w:top w:type="dxa" w:w="40"/>
+              <w:left w:type="dxa" w:w="80"/>
+              <w:bottom w:type="dxa" w:w="40"/>
+              <w:right w:type="dxa" w:w="80"/>
+            </w:tcMar>
+            <w:vAlign w:val="center"/>
+          </w:tcPr>
+          <w:p>
+            <w:pPr>
+              <w:keepNext/>
+              <w:spacing w:after="0" w:line="240" w:lineRule="auto"/>
+              <w:jc w:val="center"/>
+            </w:pPr>
+            <w:r>
+              <w:rPr>
+                <w:rFonts w:ascii="Montserrat" w:cs="Montserrat" w:eastAsia="Montserrat" w:hAnsi="Montserrat"/>
+                <w:b w:val="false"/>
+                <w:bCs w:val="false"/>
+                <w:i/>
+                <w:iCs/>
+                <w:sz w:val="20"/>
+                <w:szCs w:val="20"/>
+              </w:rPr>
+              <w:t xml:space="preserve">Проксимальный анастомоз «конец-в-конец» между сосудистым протезом и аортой</w:t>
             </w:r>
           </w:p>
         </w:tc>
         <w:tc>
           <w:tcPr>
             <w:tcW w:type="dxa" w:w="2658"/>
-            <w:vMerge/>
-            <w:tcBorders>
-              <w:top w:val="single" w:color="000000" w:sz="4"/>
-              <w:left w:val="single" w:color="000000" w:sz="4"/>
-              <w:bottom w:val="single" w:color="000000" w:sz="4"/>
-              <w:right w:val="single" w:color="000000" w:sz="4"/>
-            </w:tcBorders>
-            <w:tcMar>
-              <w:top w:type="dxa" w:w="40"/>
-              <w:left w:type="dxa" w:w="80"/>
-              <w:bottom w:type="dxa" w:w="40"/>
-              <w:right w:type="dxa" w:w="80"/>
-            </w:tcMar>
-            <w:vAlign w:val="center"/>
-          </w:tcPr>
-          <w:p>
-            <w:pPr>
+            <w:tcBorders>
+              <w:top w:val="single" w:color="000000" w:sz="4"/>
+              <w:left w:val="single" w:color="000000" w:sz="4"/>
+              <w:bottom w:val="single" w:color="000000" w:sz="4"/>
+              <w:right w:val="single" w:color="000000" w:sz="4"/>
+            </w:tcBorders>
+            <w:tcMar>
+              <w:top w:type="dxa" w:w="40"/>
+              <w:left w:type="dxa" w:w="80"/>
+              <w:bottom w:type="dxa" w:w="40"/>
+              <w:right w:type="dxa" w:w="80"/>
+            </w:tcMar>
+            <w:vAlign w:val="center"/>
+          </w:tcPr>
+          <w:p>
+            <w:pPr>
+              <w:keepNext/>
               <w:spacing w:after="0" w:line="240" w:lineRule="auto"/>
               <w:jc w:val="center"/>
             </w:pPr>
@@ -3293,7 +2953,7 @@
                 <w:sz w:val="20"/>
                 <w:szCs w:val="20"/>
               </w:rPr>
-              <w:t xml:space="preserve">8</w:t>
+              <w:t xml:space="preserve">6</w:t>
             </w:r>
           </w:p>
         </w:tc>
@@ -3330,7 +2990,7 @@
                 <w:sz w:val="20"/>
                 <w:szCs w:val="20"/>
               </w:rPr>
-              <w:t xml:space="preserve">Технические ошибки при наложении анастомоза (прорезывание нитей, попадание соединительной или жировой ткани в анастомоз)</w:t>
+              <w:t xml:space="preserve">Эстетичность сформированного анастомоза (от 0 до 4 баллов)</w:t>
             </w:r>
           </w:p>
         </w:tc>
@@ -3366,7 +3026,7 @@
                 <w:sz w:val="20"/>
                 <w:szCs w:val="20"/>
               </w:rPr>
-              <w:t xml:space="preserve">3 балла</w:t>
+              <w:t xml:space="preserve">+ 1 балл</w:t>
             </w:r>
           </w:p>
         </w:tc>
@@ -3402,7 +3062,7 @@
                 <w:sz w:val="20"/>
                 <w:szCs w:val="20"/>
               </w:rPr>
-              <w:t xml:space="preserve">Замечаний нет;</w:t>
+              <w:t xml:space="preserve">Равномерно наложенные стежки;</w:t>
             </w:r>
           </w:p>
         </w:tc>
@@ -3439,28 +3099,52 @@
         <w:tc>
           <w:tcPr>
             <w:tcW w:type="dxa" w:w="638"/>
-            <w:vMerge w:val="continue"/>
-            <w:tcBorders>
-              <w:top w:val="single" w:color="000000" w:sz="4"/>
-              <w:left w:val="single" w:color="000000" w:sz="4"/>
-              <w:bottom w:val="single" w:color="000000" w:sz="4"/>
-              <w:right w:val="single" w:color="000000" w:sz="4"/>
-            </w:tcBorders>
-          </w:tcPr>
-          <w:p/>
+            <w:vMerge/>
+            <w:tcBorders>
+              <w:top w:val="single" w:color="000000" w:sz="4"/>
+              <w:left w:val="single" w:color="000000" w:sz="4"/>
+              <w:bottom w:val="single" w:color="000000" w:sz="4"/>
+              <w:right w:val="single" w:color="000000" w:sz="4"/>
+            </w:tcBorders>
+            <w:tcMar>
+              <w:top w:type="dxa" w:w="40"/>
+              <w:left w:type="dxa" w:w="80"/>
+              <w:bottom w:type="dxa" w:w="40"/>
+              <w:right w:type="dxa" w:w="80"/>
+            </w:tcMar>
+            <w:vAlign w:val="center"/>
+          </w:tcPr>
+          <w:p>
+            <w:pPr>
+              <w:spacing w:after="0" w:line="240" w:lineRule="auto"/>
+              <w:jc w:val="center"/>
+            </w:pPr>
+          </w:p>
         </w:tc>
         <w:tc>
           <w:tcPr>
             <w:tcW w:type="dxa" w:w="2516"/>
-            <w:vMerge w:val="continue"/>
-            <w:tcBorders>
-              <w:top w:val="single" w:color="000000" w:sz="4"/>
-              <w:left w:val="single" w:color="000000" w:sz="4"/>
-              <w:bottom w:val="single" w:color="000000" w:sz="4"/>
-              <w:right w:val="single" w:color="000000" w:sz="4"/>
-            </w:tcBorders>
-          </w:tcPr>
-          <w:p/>
+            <w:vMerge/>
+            <w:tcBorders>
+              <w:top w:val="single" w:color="000000" w:sz="4"/>
+              <w:left w:val="single" w:color="000000" w:sz="4"/>
+              <w:bottom w:val="single" w:color="000000" w:sz="4"/>
+              <w:right w:val="single" w:color="000000" w:sz="4"/>
+            </w:tcBorders>
+            <w:tcMar>
+              <w:top w:type="dxa" w:w="40"/>
+              <w:left w:type="dxa" w:w="80"/>
+              <w:bottom w:type="dxa" w:w="40"/>
+              <w:right w:type="dxa" w:w="80"/>
+            </w:tcMar>
+            <w:vAlign w:val="center"/>
+          </w:tcPr>
+          <w:p>
+            <w:pPr>
+              <w:spacing w:after="0" w:line="240" w:lineRule="auto"/>
+              <w:jc w:val="center"/>
+            </w:pPr>
+          </w:p>
         </w:tc>
         <w:tc>
           <w:tcPr>
@@ -3494,7 +3178,7 @@
                 <w:sz w:val="20"/>
                 <w:szCs w:val="20"/>
               </w:rPr>
-              <w:t xml:space="preserve">2 балла</w:t>
+              <w:t xml:space="preserve">+ 1 балл</w:t>
             </w:r>
           </w:p>
         </w:tc>
@@ -3530,7 +3214,7 @@
                 <w:sz w:val="20"/>
                 <w:szCs w:val="20"/>
               </w:rPr>
-              <w:t xml:space="preserve">Нет грубых нарушений, незначительные технические ошибки;</w:t>
+              <w:t xml:space="preserve">Отсутствие перекрестов нитей;</w:t>
             </w:r>
           </w:p>
         </w:tc>
@@ -3567,28 +3251,52 @@
         <w:tc>
           <w:tcPr>
             <w:tcW w:type="dxa" w:w="638"/>
-            <w:vMerge w:val="continue"/>
-            <w:tcBorders>
-              <w:top w:val="single" w:color="000000" w:sz="4"/>
-              <w:left w:val="single" w:color="000000" w:sz="4"/>
-              <w:bottom w:val="single" w:color="000000" w:sz="4"/>
-              <w:right w:val="single" w:color="000000" w:sz="4"/>
-            </w:tcBorders>
-          </w:tcPr>
-          <w:p/>
+            <w:vMerge/>
+            <w:tcBorders>
+              <w:top w:val="single" w:color="000000" w:sz="4"/>
+              <w:left w:val="single" w:color="000000" w:sz="4"/>
+              <w:bottom w:val="single" w:color="000000" w:sz="4"/>
+              <w:right w:val="single" w:color="000000" w:sz="4"/>
+            </w:tcBorders>
+            <w:tcMar>
+              <w:top w:type="dxa" w:w="40"/>
+              <w:left w:type="dxa" w:w="80"/>
+              <w:bottom w:type="dxa" w:w="40"/>
+              <w:right w:type="dxa" w:w="80"/>
+            </w:tcMar>
+            <w:vAlign w:val="center"/>
+          </w:tcPr>
+          <w:p>
+            <w:pPr>
+              <w:spacing w:after="0" w:line="240" w:lineRule="auto"/>
+              <w:jc w:val="center"/>
+            </w:pPr>
+          </w:p>
         </w:tc>
         <w:tc>
           <w:tcPr>
             <w:tcW w:type="dxa" w:w="2516"/>
-            <w:vMerge w:val="continue"/>
-            <w:tcBorders>
-              <w:top w:val="single" w:color="000000" w:sz="4"/>
-              <w:left w:val="single" w:color="000000" w:sz="4"/>
-              <w:bottom w:val="single" w:color="000000" w:sz="4"/>
-              <w:right w:val="single" w:color="000000" w:sz="4"/>
-            </w:tcBorders>
-          </w:tcPr>
-          <w:p/>
+            <w:vMerge/>
+            <w:tcBorders>
+              <w:top w:val="single" w:color="000000" w:sz="4"/>
+              <w:left w:val="single" w:color="000000" w:sz="4"/>
+              <w:bottom w:val="single" w:color="000000" w:sz="4"/>
+              <w:right w:val="single" w:color="000000" w:sz="4"/>
+            </w:tcBorders>
+            <w:tcMar>
+              <w:top w:type="dxa" w:w="40"/>
+              <w:left w:type="dxa" w:w="80"/>
+              <w:bottom w:type="dxa" w:w="40"/>
+              <w:right w:type="dxa" w:w="80"/>
+            </w:tcMar>
+            <w:vAlign w:val="center"/>
+          </w:tcPr>
+          <w:p>
+            <w:pPr>
+              <w:spacing w:after="0" w:line="240" w:lineRule="auto"/>
+              <w:jc w:val="center"/>
+            </w:pPr>
+          </w:p>
         </w:tc>
         <w:tc>
           <w:tcPr>
@@ -3622,7 +3330,7 @@
                 <w:sz w:val="20"/>
                 <w:szCs w:val="20"/>
               </w:rPr>
-              <w:t xml:space="preserve">0 баллов</w:t>
+              <w:t xml:space="preserve">+ 1 балл</w:t>
             </w:r>
           </w:p>
         </w:tc>
@@ -3658,7 +3366,7 @@
                 <w:sz w:val="20"/>
                 <w:szCs w:val="20"/>
               </w:rPr>
-              <w:t xml:space="preserve">Грубые технические ошибки, из-за которых значительно увеличится риск постоперационных осложнений;</w:t>
+              <w:t xml:space="preserve">Отсутствие провисания нитей;</w:t>
             </w:r>
           </w:p>
         </w:tc>
@@ -3694,62 +3402,146 @@
         </w:trPr>
         <w:tc>
           <w:tcPr>
-            <w:tcW w:type="dxa" w:w="10206"/>
-            <w:gridSpan w:val="5"/>
-            <w:tcBorders>
-              <w:top w:val="single" w:color="000000" w:sz="4"/>
-              <w:left w:val="single" w:color="000000" w:sz="4"/>
-              <w:bottom w:val="single" w:color="000000" w:sz="4"/>
-              <w:right w:val="single" w:color="000000" w:sz="4"/>
-            </w:tcBorders>
-            <w:tcMar>
-              <w:top w:type="dxa" w:w="40"/>
-              <w:left w:type="dxa" w:w="80"/>
-              <w:bottom w:type="dxa" w:w="40"/>
-              <w:right w:type="dxa" w:w="80"/>
-            </w:tcMar>
-            <w:vAlign w:val="center"/>
-          </w:tcPr>
-          <w:p>
-            <w:pPr>
-              <w:keepNext/>
-              <w:spacing w:after="0" w:line="240" w:lineRule="auto"/>
-              <w:jc w:val="center"/>
-            </w:pPr>
-            <w:r>
-              <w:rPr>
-                <w:rFonts w:ascii="Montserrat" w:cs="Montserrat" w:eastAsia="Montserrat" w:hAnsi="Montserrat"/>
-                <w:b w:val="false"/>
-                <w:bCs w:val="false"/>
-                <w:i/>
-                <w:iCs/>
-                <w:sz w:val="20"/>
-                <w:szCs w:val="20"/>
-              </w:rPr>
-              <w:t xml:space="preserve">Анастомозы «конец-в-бок» между аутовеной и протезом</w:t>
+            <w:tcW w:type="dxa" w:w="638"/>
+            <w:vMerge/>
+            <w:tcBorders>
+              <w:top w:val="single" w:color="000000" w:sz="4"/>
+              <w:left w:val="single" w:color="000000" w:sz="4"/>
+              <w:bottom w:val="single" w:color="000000" w:sz="4"/>
+              <w:right w:val="single" w:color="000000" w:sz="4"/>
+            </w:tcBorders>
+            <w:tcMar>
+              <w:top w:type="dxa" w:w="40"/>
+              <w:left w:type="dxa" w:w="80"/>
+              <w:bottom w:type="dxa" w:w="40"/>
+              <w:right w:type="dxa" w:w="80"/>
+            </w:tcMar>
+            <w:vAlign w:val="center"/>
+          </w:tcPr>
+          <w:p>
+            <w:pPr>
+              <w:spacing w:after="0" w:line="240" w:lineRule="auto"/>
+              <w:jc w:val="center"/>
+            </w:pPr>
+          </w:p>
+        </w:tc>
+        <w:tc>
+          <w:tcPr>
+            <w:tcW w:type="dxa" w:w="2516"/>
+            <w:vMerge/>
+            <w:tcBorders>
+              <w:top w:val="single" w:color="000000" w:sz="4"/>
+              <w:left w:val="single" w:color="000000" w:sz="4"/>
+              <w:bottom w:val="single" w:color="000000" w:sz="4"/>
+              <w:right w:val="single" w:color="000000" w:sz="4"/>
+            </w:tcBorders>
+            <w:tcMar>
+              <w:top w:type="dxa" w:w="40"/>
+              <w:left w:type="dxa" w:w="80"/>
+              <w:bottom w:type="dxa" w:w="40"/>
+              <w:right w:type="dxa" w:w="80"/>
+            </w:tcMar>
+            <w:vAlign w:val="center"/>
+          </w:tcPr>
+          <w:p>
+            <w:pPr>
+              <w:spacing w:after="0" w:line="240" w:lineRule="auto"/>
+              <w:jc w:val="center"/>
+            </w:pPr>
+          </w:p>
+        </w:tc>
+        <w:tc>
+          <w:tcPr>
+            <w:tcW w:type="dxa" w:w="1258"/>
+            <w:tcBorders>
+              <w:top w:val="single" w:color="000000" w:sz="4"/>
+              <w:left w:val="single" w:color="000000" w:sz="4"/>
+              <w:bottom w:val="single" w:color="000000" w:sz="4"/>
+              <w:right w:val="single" w:color="000000" w:sz="4"/>
+            </w:tcBorders>
+            <w:tcMar>
+              <w:top w:type="dxa" w:w="40"/>
+              <w:left w:type="dxa" w:w="80"/>
+              <w:bottom w:type="dxa" w:w="40"/>
+              <w:right w:type="dxa" w:w="80"/>
+            </w:tcMar>
+            <w:vAlign w:val="center"/>
+          </w:tcPr>
+          <w:p>
+            <w:pPr>
+              <w:spacing w:after="0" w:line="240" w:lineRule="auto"/>
+              <w:jc w:val="center"/>
+            </w:pPr>
+            <w:r>
+              <w:rPr>
+                <w:rFonts w:ascii="Montserrat" w:cs="Montserrat" w:eastAsia="Montserrat" w:hAnsi="Montserrat"/>
+                <w:b w:val="false"/>
+                <w:bCs w:val="false"/>
+                <w:i w:val="false"/>
+                <w:iCs w:val="false"/>
+                <w:sz w:val="20"/>
+                <w:szCs w:val="20"/>
+              </w:rPr>
+              <w:t xml:space="preserve">+ 1 балл</w:t>
+            </w:r>
+          </w:p>
+        </w:tc>
+        <w:tc>
+          <w:tcPr>
+            <w:tcW w:type="dxa" w:w="3136"/>
+            <w:tcBorders>
+              <w:top w:val="single" w:color="000000" w:sz="4"/>
+              <w:left w:val="single" w:color="000000" w:sz="4"/>
+              <w:bottom w:val="single" w:color="000000" w:sz="4"/>
+              <w:right w:val="single" w:color="000000" w:sz="4"/>
+            </w:tcBorders>
+            <w:tcMar>
+              <w:top w:type="dxa" w:w="40"/>
+              <w:left w:type="dxa" w:w="80"/>
+              <w:bottom w:type="dxa" w:w="40"/>
+              <w:right w:type="dxa" w:w="80"/>
+            </w:tcMar>
+            <w:vAlign w:val="center"/>
+          </w:tcPr>
+          <w:p>
+            <w:pPr>
+              <w:spacing w:after="0" w:line="240" w:lineRule="auto"/>
+              <w:jc w:val="center"/>
+            </w:pPr>
+            <w:r>
+              <w:rPr>
+                <w:rFonts w:ascii="Montserrat" w:cs="Montserrat" w:eastAsia="Montserrat" w:hAnsi="Montserrat"/>
+                <w:b w:val="false"/>
+                <w:bCs w:val="false"/>
+                <w:i w:val="false"/>
+                <w:iCs w:val="false"/>
+                <w:sz w:val="20"/>
+                <w:szCs w:val="20"/>
+              </w:rPr>
+              <w:t xml:space="preserve">Отсутствие прорезывания нитей;</w:t>
             </w:r>
           </w:p>
         </w:tc>
         <w:tc>
           <w:tcPr>
             <w:tcW w:type="dxa" w:w="2658"/>
-            <w:tcBorders>
-              <w:top w:val="single" w:color="000000" w:sz="4"/>
-              <w:left w:val="single" w:color="000000" w:sz="4"/>
-              <w:bottom w:val="single" w:color="000000" w:sz="4"/>
-              <w:right w:val="single" w:color="000000" w:sz="4"/>
-            </w:tcBorders>
-            <w:tcMar>
-              <w:top w:type="dxa" w:w="40"/>
-              <w:left w:type="dxa" w:w="80"/>
-              <w:bottom w:type="dxa" w:w="40"/>
-              <w:right w:type="dxa" w:w="80"/>
-            </w:tcMar>
-            <w:vAlign w:val="center"/>
-          </w:tcPr>
-          <w:p>
-            <w:pPr>
-              <w:keepNext/>
+            <w:vMerge/>
+            <w:tcBorders>
+              <w:top w:val="single" w:color="000000" w:sz="4"/>
+              <w:left w:val="single" w:color="000000" w:sz="4"/>
+              <w:bottom w:val="single" w:color="000000" w:sz="4"/>
+              <w:right w:val="single" w:color="000000" w:sz="4"/>
+            </w:tcBorders>
+            <w:tcMar>
+              <w:top w:type="dxa" w:w="40"/>
+              <w:left w:type="dxa" w:w="80"/>
+              <w:bottom w:type="dxa" w:w="40"/>
+              <w:right w:type="dxa" w:w="80"/>
+            </w:tcMar>
+            <w:vAlign w:val="center"/>
+          </w:tcPr>
+          <w:p>
+            <w:pPr>
               <w:spacing w:after="0" w:line="240" w:lineRule="auto"/>
               <w:jc w:val="center"/>
             </w:pPr>
@@ -3759,11 +3551,943 @@
       <w:tr>
         <w:trPr>
           <w:cantSplit/>
-          <w:trHeight w:val="4859" w:hRule="atLeast"/>
         </w:trPr>
         <w:tc>
           <w:tcPr>
             <w:tcW w:type="dxa" w:w="638"/>
+            <w:vMerge w:val="restart"/>
+            <w:tcBorders>
+              <w:top w:val="single" w:color="000000" w:sz="4"/>
+              <w:left w:val="single" w:color="000000" w:sz="4"/>
+              <w:bottom w:val="single" w:color="000000" w:sz="4"/>
+              <w:right w:val="single" w:color="000000" w:sz="4"/>
+            </w:tcBorders>
+            <w:tcMar>
+              <w:top w:type="dxa" w:w="40"/>
+              <w:left w:type="dxa" w:w="80"/>
+              <w:bottom w:type="dxa" w:w="40"/>
+              <w:right w:type="dxa" w:w="80"/>
+            </w:tcMar>
+            <w:vAlign w:val="center"/>
+          </w:tcPr>
+          <w:p>
+            <w:pPr>
+              <w:spacing w:after="0" w:line="240" w:lineRule="auto"/>
+              <w:jc w:val="center"/>
+            </w:pPr>
+            <w:r>
+              <w:rPr>
+                <w:rFonts w:ascii="Montserrat" w:cs="Montserrat" w:eastAsia="Montserrat" w:hAnsi="Montserrat"/>
+                <w:b w:val="false"/>
+                <w:bCs w:val="false"/>
+                <w:i w:val="false"/>
+                <w:iCs w:val="false"/>
+                <w:sz w:val="20"/>
+                <w:szCs w:val="20"/>
+              </w:rPr>
+              <w:t xml:space="preserve">7</w:t>
+            </w:r>
+          </w:p>
+        </w:tc>
+        <w:tc>
+          <w:tcPr>
+            <w:tcW w:type="dxa" w:w="2516"/>
+            <w:vMerge w:val="restart"/>
+            <w:tcBorders>
+              <w:top w:val="single" w:color="000000" w:sz="4"/>
+              <w:left w:val="single" w:color="000000" w:sz="4"/>
+              <w:bottom w:val="single" w:color="000000" w:sz="4"/>
+              <w:right w:val="single" w:color="000000" w:sz="4"/>
+            </w:tcBorders>
+            <w:tcMar>
+              <w:top w:type="dxa" w:w="40"/>
+              <w:left w:type="dxa" w:w="80"/>
+              <w:bottom w:type="dxa" w:w="40"/>
+              <w:right w:type="dxa" w:w="80"/>
+            </w:tcMar>
+            <w:vAlign w:val="center"/>
+          </w:tcPr>
+          <w:p>
+            <w:pPr>
+              <w:spacing w:after="0" w:line="240" w:lineRule="auto"/>
+              <w:jc w:val="center"/>
+            </w:pPr>
+            <w:r>
+              <w:rPr>
+                <w:rFonts w:ascii="Montserrat" w:cs="Montserrat" w:eastAsia="Montserrat" w:hAnsi="Montserrat"/>
+                <w:b w:val="false"/>
+                <w:bCs w:val="false"/>
+                <w:i w:val="false"/>
+                <w:iCs w:val="false"/>
+                <w:sz w:val="20"/>
+                <w:szCs w:val="20"/>
+              </w:rPr>
+              <w:t xml:space="preserve">Герметичность</w:t>
+            </w:r>
+          </w:p>
+        </w:tc>
+        <w:tc>
+          <w:tcPr>
+            <w:tcW w:type="dxa" w:w="1258"/>
+            <w:tcBorders>
+              <w:top w:val="single" w:color="000000" w:sz="4"/>
+              <w:left w:val="single" w:color="000000" w:sz="4"/>
+              <w:bottom w:val="single" w:color="000000" w:sz="4"/>
+              <w:right w:val="single" w:color="000000" w:sz="4"/>
+            </w:tcBorders>
+            <w:tcMar>
+              <w:top w:type="dxa" w:w="40"/>
+              <w:left w:type="dxa" w:w="80"/>
+              <w:bottom w:type="dxa" w:w="40"/>
+              <w:right w:type="dxa" w:w="80"/>
+            </w:tcMar>
+            <w:vAlign w:val="center"/>
+          </w:tcPr>
+          <w:p>
+            <w:pPr>
+              <w:spacing w:after="0" w:line="240" w:lineRule="auto"/>
+              <w:jc w:val="center"/>
+            </w:pPr>
+            <w:r>
+              <w:rPr>
+                <w:rFonts w:ascii="Montserrat" w:cs="Montserrat" w:eastAsia="Montserrat" w:hAnsi="Montserrat"/>
+                <w:b w:val="false"/>
+                <w:bCs w:val="false"/>
+                <w:i w:val="false"/>
+                <w:iCs w:val="false"/>
+                <w:sz w:val="20"/>
+                <w:szCs w:val="20"/>
+              </w:rPr>
+              <w:t xml:space="preserve">3 балла</w:t>
+            </w:r>
+          </w:p>
+        </w:tc>
+        <w:tc>
+          <w:tcPr>
+            <w:tcW w:type="dxa" w:w="3136"/>
+            <w:tcBorders>
+              <w:top w:val="single" w:color="000000" w:sz="4"/>
+              <w:left w:val="single" w:color="000000" w:sz="4"/>
+              <w:bottom w:val="single" w:color="000000" w:sz="4"/>
+              <w:right w:val="single" w:color="000000" w:sz="4"/>
+            </w:tcBorders>
+            <w:tcMar>
+              <w:top w:type="dxa" w:w="40"/>
+              <w:left w:type="dxa" w:w="80"/>
+              <w:bottom w:type="dxa" w:w="40"/>
+              <w:right w:type="dxa" w:w="80"/>
+            </w:tcMar>
+            <w:vAlign w:val="center"/>
+          </w:tcPr>
+          <w:p>
+            <w:pPr>
+              <w:spacing w:after="0" w:line="240" w:lineRule="auto"/>
+              <w:jc w:val="center"/>
+            </w:pPr>
+            <w:r>
+              <w:rPr>
+                <w:rFonts w:ascii="Montserrat" w:cs="Montserrat" w:eastAsia="Montserrat" w:hAnsi="Montserrat"/>
+                <w:b w:val="false"/>
+                <w:bCs w:val="false"/>
+                <w:i w:val="false"/>
+                <w:iCs w:val="false"/>
+                <w:sz w:val="20"/>
+                <w:szCs w:val="20"/>
+              </w:rPr>
+              <w:t xml:space="preserve">Отсутствие струйного и диффузного истекания жидкости из линии анастомоза;</w:t>
+            </w:r>
+          </w:p>
+        </w:tc>
+        <w:tc>
+          <w:tcPr>
+            <w:tcW w:type="dxa" w:w="2658"/>
+            <w:vMerge w:val="restart"/>
+            <w:tcBorders>
+              <w:top w:val="single" w:color="000000" w:sz="4"/>
+              <w:left w:val="single" w:color="000000" w:sz="4"/>
+              <w:bottom w:val="single" w:color="000000" w:sz="4"/>
+              <w:right w:val="single" w:color="000000" w:sz="4"/>
+            </w:tcBorders>
+            <w:tcMar>
+              <w:top w:type="dxa" w:w="40"/>
+              <w:left w:type="dxa" w:w="80"/>
+              <w:bottom w:type="dxa" w:w="40"/>
+              <w:right w:type="dxa" w:w="80"/>
+            </w:tcMar>
+            <w:vAlign w:val="center"/>
+          </w:tcPr>
+          <w:p>
+            <w:pPr>
+              <w:spacing w:after="0" w:line="240" w:lineRule="auto"/>
+              <w:jc w:val="center"/>
+            </w:pPr>
+          </w:p>
+        </w:tc>
+      </w:tr>
+      <w:tr>
+        <w:trPr>
+          <w:cantSplit/>
+        </w:trPr>
+        <w:tc>
+          <w:tcPr>
+            <w:tcW w:type="dxa" w:w="638"/>
+            <w:vMerge w:val="continue"/>
+            <w:tcBorders>
+              <w:top w:val="single" w:color="000000" w:sz="4"/>
+              <w:left w:val="single" w:color="000000" w:sz="4"/>
+              <w:bottom w:val="single" w:color="000000" w:sz="4"/>
+              <w:right w:val="single" w:color="000000" w:sz="4"/>
+            </w:tcBorders>
+          </w:tcPr>
+          <w:p/>
+        </w:tc>
+        <w:tc>
+          <w:tcPr>
+            <w:tcW w:type="dxa" w:w="2516"/>
+            <w:vMerge w:val="continue"/>
+            <w:tcBorders>
+              <w:top w:val="single" w:color="000000" w:sz="4"/>
+              <w:left w:val="single" w:color="000000" w:sz="4"/>
+              <w:bottom w:val="single" w:color="000000" w:sz="4"/>
+              <w:right w:val="single" w:color="000000" w:sz="4"/>
+            </w:tcBorders>
+          </w:tcPr>
+          <w:p/>
+        </w:tc>
+        <w:tc>
+          <w:tcPr>
+            <w:tcW w:type="dxa" w:w="1258"/>
+            <w:tcBorders>
+              <w:top w:val="single" w:color="000000" w:sz="4"/>
+              <w:left w:val="single" w:color="000000" w:sz="4"/>
+              <w:bottom w:val="single" w:color="000000" w:sz="4"/>
+              <w:right w:val="single" w:color="000000" w:sz="4"/>
+            </w:tcBorders>
+            <w:tcMar>
+              <w:top w:type="dxa" w:w="40"/>
+              <w:left w:type="dxa" w:w="80"/>
+              <w:bottom w:type="dxa" w:w="40"/>
+              <w:right w:type="dxa" w:w="80"/>
+            </w:tcMar>
+            <w:vAlign w:val="center"/>
+          </w:tcPr>
+          <w:p>
+            <w:pPr>
+              <w:spacing w:after="0" w:line="240" w:lineRule="auto"/>
+              <w:jc w:val="center"/>
+            </w:pPr>
+            <w:r>
+              <w:rPr>
+                <w:rFonts w:ascii="Montserrat" w:cs="Montserrat" w:eastAsia="Montserrat" w:hAnsi="Montserrat"/>
+                <w:b w:val="false"/>
+                <w:bCs w:val="false"/>
+                <w:i w:val="false"/>
+                <w:iCs w:val="false"/>
+                <w:sz w:val="20"/>
+                <w:szCs w:val="20"/>
+              </w:rPr>
+              <w:t xml:space="preserve">2 балла</w:t>
+            </w:r>
+          </w:p>
+        </w:tc>
+        <w:tc>
+          <w:tcPr>
+            <w:tcW w:type="dxa" w:w="3136"/>
+            <w:tcBorders>
+              <w:top w:val="single" w:color="000000" w:sz="4"/>
+              <w:left w:val="single" w:color="000000" w:sz="4"/>
+              <w:bottom w:val="single" w:color="000000" w:sz="4"/>
+              <w:right w:val="single" w:color="000000" w:sz="4"/>
+            </w:tcBorders>
+            <w:tcMar>
+              <w:top w:type="dxa" w:w="40"/>
+              <w:left w:type="dxa" w:w="80"/>
+              <w:bottom w:type="dxa" w:w="40"/>
+              <w:right w:type="dxa" w:w="80"/>
+            </w:tcMar>
+            <w:vAlign w:val="center"/>
+          </w:tcPr>
+          <w:p>
+            <w:pPr>
+              <w:spacing w:after="0" w:line="240" w:lineRule="auto"/>
+              <w:jc w:val="center"/>
+            </w:pPr>
+            <w:r>
+              <w:rPr>
+                <w:rFonts w:ascii="Montserrat" w:cs="Montserrat" w:eastAsia="Montserrat" w:hAnsi="Montserrat"/>
+                <w:b w:val="false"/>
+                <w:bCs w:val="false"/>
+                <w:i w:val="false"/>
+                <w:iCs w:val="false"/>
+                <w:sz w:val="20"/>
+                <w:szCs w:val="20"/>
+              </w:rPr>
+              <w:t xml:space="preserve">Диффузное просачивание из всей линии анастомоза;</w:t>
+            </w:r>
+          </w:p>
+        </w:tc>
+        <w:tc>
+          <w:tcPr>
+            <w:tcW w:type="dxa" w:w="2658"/>
+            <w:vMerge/>
+            <w:tcBorders>
+              <w:top w:val="single" w:color="000000" w:sz="4"/>
+              <w:left w:val="single" w:color="000000" w:sz="4"/>
+              <w:bottom w:val="single" w:color="000000" w:sz="4"/>
+              <w:right w:val="single" w:color="000000" w:sz="4"/>
+            </w:tcBorders>
+            <w:tcMar>
+              <w:top w:type="dxa" w:w="40"/>
+              <w:left w:type="dxa" w:w="80"/>
+              <w:bottom w:type="dxa" w:w="40"/>
+              <w:right w:type="dxa" w:w="80"/>
+            </w:tcMar>
+            <w:vAlign w:val="center"/>
+          </w:tcPr>
+          <w:p>
+            <w:pPr>
+              <w:spacing w:after="0" w:line="240" w:lineRule="auto"/>
+              <w:jc w:val="center"/>
+            </w:pPr>
+          </w:p>
+        </w:tc>
+      </w:tr>
+      <w:tr>
+        <w:trPr>
+          <w:cantSplit/>
+        </w:trPr>
+        <w:tc>
+          <w:tcPr>
+            <w:tcW w:type="dxa" w:w="638"/>
+            <w:vMerge w:val="continue"/>
+            <w:tcBorders>
+              <w:top w:val="single" w:color="000000" w:sz="4"/>
+              <w:left w:val="single" w:color="000000" w:sz="4"/>
+              <w:bottom w:val="single" w:color="000000" w:sz="4"/>
+              <w:right w:val="single" w:color="000000" w:sz="4"/>
+            </w:tcBorders>
+          </w:tcPr>
+          <w:p/>
+        </w:tc>
+        <w:tc>
+          <w:tcPr>
+            <w:tcW w:type="dxa" w:w="2516"/>
+            <w:vMerge w:val="continue"/>
+            <w:tcBorders>
+              <w:top w:val="single" w:color="000000" w:sz="4"/>
+              <w:left w:val="single" w:color="000000" w:sz="4"/>
+              <w:bottom w:val="single" w:color="000000" w:sz="4"/>
+              <w:right w:val="single" w:color="000000" w:sz="4"/>
+            </w:tcBorders>
+          </w:tcPr>
+          <w:p/>
+        </w:tc>
+        <w:tc>
+          <w:tcPr>
+            <w:tcW w:type="dxa" w:w="1258"/>
+            <w:tcBorders>
+              <w:top w:val="single" w:color="000000" w:sz="4"/>
+              <w:left w:val="single" w:color="000000" w:sz="4"/>
+              <w:bottom w:val="single" w:color="000000" w:sz="4"/>
+              <w:right w:val="single" w:color="000000" w:sz="4"/>
+            </w:tcBorders>
+            <w:tcMar>
+              <w:top w:type="dxa" w:w="40"/>
+              <w:left w:type="dxa" w:w="80"/>
+              <w:bottom w:type="dxa" w:w="40"/>
+              <w:right w:type="dxa" w:w="80"/>
+            </w:tcMar>
+            <w:vAlign w:val="center"/>
+          </w:tcPr>
+          <w:p>
+            <w:pPr>
+              <w:spacing w:after="0" w:line="240" w:lineRule="auto"/>
+              <w:jc w:val="center"/>
+            </w:pPr>
+            <w:r>
+              <w:rPr>
+                <w:rFonts w:ascii="Montserrat" w:cs="Montserrat" w:eastAsia="Montserrat" w:hAnsi="Montserrat"/>
+                <w:b w:val="false"/>
+                <w:bCs w:val="false"/>
+                <w:i w:val="false"/>
+                <w:iCs w:val="false"/>
+                <w:sz w:val="20"/>
+                <w:szCs w:val="20"/>
+              </w:rPr>
+              <w:t xml:space="preserve">0 баллов</w:t>
+            </w:r>
+          </w:p>
+        </w:tc>
+        <w:tc>
+          <w:tcPr>
+            <w:tcW w:type="dxa" w:w="3136"/>
+            <w:tcBorders>
+              <w:top w:val="single" w:color="000000" w:sz="4"/>
+              <w:left w:val="single" w:color="000000" w:sz="4"/>
+              <w:bottom w:val="single" w:color="000000" w:sz="4"/>
+              <w:right w:val="single" w:color="000000" w:sz="4"/>
+            </w:tcBorders>
+            <w:tcMar>
+              <w:top w:type="dxa" w:w="40"/>
+              <w:left w:type="dxa" w:w="80"/>
+              <w:bottom w:type="dxa" w:w="40"/>
+              <w:right w:type="dxa" w:w="80"/>
+            </w:tcMar>
+            <w:vAlign w:val="center"/>
+          </w:tcPr>
+          <w:p>
+            <w:pPr>
+              <w:spacing w:after="0" w:line="240" w:lineRule="auto"/>
+              <w:jc w:val="center"/>
+            </w:pPr>
+            <w:r>
+              <w:rPr>
+                <w:rFonts w:ascii="Montserrat" w:cs="Montserrat" w:eastAsia="Montserrat" w:hAnsi="Montserrat"/>
+                <w:b w:val="false"/>
+                <w:bCs w:val="false"/>
+                <w:i w:val="false"/>
+                <w:iCs w:val="false"/>
+                <w:sz w:val="20"/>
+                <w:szCs w:val="20"/>
+              </w:rPr>
+              <w:t xml:space="preserve">Струйное истекание из анастомоза;</w:t>
+            </w:r>
+          </w:p>
+        </w:tc>
+        <w:tc>
+          <w:tcPr>
+            <w:tcW w:type="dxa" w:w="2658"/>
+            <w:vMerge/>
+            <w:tcBorders>
+              <w:top w:val="single" w:color="000000" w:sz="4"/>
+              <w:left w:val="single" w:color="000000" w:sz="4"/>
+              <w:bottom w:val="single" w:color="000000" w:sz="4"/>
+              <w:right w:val="single" w:color="000000" w:sz="4"/>
+            </w:tcBorders>
+            <w:tcMar>
+              <w:top w:type="dxa" w:w="40"/>
+              <w:left w:type="dxa" w:w="80"/>
+              <w:bottom w:type="dxa" w:w="40"/>
+              <w:right w:type="dxa" w:w="80"/>
+            </w:tcMar>
+            <w:vAlign w:val="center"/>
+          </w:tcPr>
+          <w:p>
+            <w:pPr>
+              <w:spacing w:after="0" w:line="240" w:lineRule="auto"/>
+              <w:jc w:val="center"/>
+            </w:pPr>
+          </w:p>
+        </w:tc>
+      </w:tr>
+      <w:tr>
+        <w:trPr>
+          <w:cantSplit/>
+        </w:trPr>
+        <w:tc>
+          <w:tcPr>
+            <w:tcW w:type="dxa" w:w="638"/>
+            <w:vMerge w:val="restart"/>
+            <w:tcBorders>
+              <w:top w:val="single" w:color="000000" w:sz="4"/>
+              <w:left w:val="single" w:color="000000" w:sz="4"/>
+              <w:bottom w:val="single" w:color="000000" w:sz="4"/>
+              <w:right w:val="single" w:color="000000" w:sz="4"/>
+            </w:tcBorders>
+            <w:tcMar>
+              <w:top w:type="dxa" w:w="40"/>
+              <w:left w:type="dxa" w:w="80"/>
+              <w:bottom w:type="dxa" w:w="40"/>
+              <w:right w:type="dxa" w:w="80"/>
+            </w:tcMar>
+            <w:vAlign w:val="center"/>
+          </w:tcPr>
+          <w:p>
+            <w:pPr>
+              <w:spacing w:after="0" w:line="240" w:lineRule="auto"/>
+              <w:jc w:val="center"/>
+            </w:pPr>
+            <w:r>
+              <w:rPr>
+                <w:rFonts w:ascii="Montserrat" w:cs="Montserrat" w:eastAsia="Montserrat" w:hAnsi="Montserrat"/>
+                <w:b w:val="false"/>
+                <w:bCs w:val="false"/>
+                <w:i w:val="false"/>
+                <w:iCs w:val="false"/>
+                <w:sz w:val="20"/>
+                <w:szCs w:val="20"/>
+              </w:rPr>
+              <w:t xml:space="preserve">8</w:t>
+            </w:r>
+          </w:p>
+        </w:tc>
+        <w:tc>
+          <w:tcPr>
+            <w:tcW w:type="dxa" w:w="2516"/>
+            <w:vMerge w:val="restart"/>
+            <w:tcBorders>
+              <w:top w:val="single" w:color="000000" w:sz="4"/>
+              <w:left w:val="single" w:color="000000" w:sz="4"/>
+              <w:bottom w:val="single" w:color="000000" w:sz="4"/>
+              <w:right w:val="single" w:color="000000" w:sz="4"/>
+            </w:tcBorders>
+            <w:tcMar>
+              <w:top w:type="dxa" w:w="40"/>
+              <w:left w:type="dxa" w:w="80"/>
+              <w:bottom w:type="dxa" w:w="40"/>
+              <w:right w:type="dxa" w:w="80"/>
+            </w:tcMar>
+            <w:vAlign w:val="center"/>
+          </w:tcPr>
+          <w:p>
+            <w:pPr>
+              <w:spacing w:after="0" w:line="240" w:lineRule="auto"/>
+              <w:jc w:val="center"/>
+            </w:pPr>
+            <w:r>
+              <w:rPr>
+                <w:rFonts w:ascii="Montserrat" w:cs="Montserrat" w:eastAsia="Montserrat" w:hAnsi="Montserrat"/>
+                <w:b w:val="false"/>
+                <w:bCs w:val="false"/>
+                <w:i w:val="false"/>
+                <w:iCs w:val="false"/>
+                <w:sz w:val="20"/>
+                <w:szCs w:val="20"/>
+              </w:rPr>
+              <w:t xml:space="preserve">Технические ошибки при наложении анастомоза (прорезывание нитей, попадание соединительной или жировой ткани в анастомоз)</w:t>
+            </w:r>
+          </w:p>
+        </w:tc>
+        <w:tc>
+          <w:tcPr>
+            <w:tcW w:type="dxa" w:w="1258"/>
+            <w:tcBorders>
+              <w:top w:val="single" w:color="000000" w:sz="4"/>
+              <w:left w:val="single" w:color="000000" w:sz="4"/>
+              <w:bottom w:val="single" w:color="000000" w:sz="4"/>
+              <w:right w:val="single" w:color="000000" w:sz="4"/>
+            </w:tcBorders>
+            <w:tcMar>
+              <w:top w:type="dxa" w:w="40"/>
+              <w:left w:type="dxa" w:w="80"/>
+              <w:bottom w:type="dxa" w:w="40"/>
+              <w:right w:type="dxa" w:w="80"/>
+            </w:tcMar>
+            <w:vAlign w:val="center"/>
+          </w:tcPr>
+          <w:p>
+            <w:pPr>
+              <w:spacing w:after="0" w:line="240" w:lineRule="auto"/>
+              <w:jc w:val="center"/>
+            </w:pPr>
+            <w:r>
+              <w:rPr>
+                <w:rFonts w:ascii="Montserrat" w:cs="Montserrat" w:eastAsia="Montserrat" w:hAnsi="Montserrat"/>
+                <w:b w:val="false"/>
+                <w:bCs w:val="false"/>
+                <w:i w:val="false"/>
+                <w:iCs w:val="false"/>
+                <w:sz w:val="20"/>
+                <w:szCs w:val="20"/>
+              </w:rPr>
+              <w:t xml:space="preserve">3 балла</w:t>
+            </w:r>
+          </w:p>
+        </w:tc>
+        <w:tc>
+          <w:tcPr>
+            <w:tcW w:type="dxa" w:w="3136"/>
+            <w:tcBorders>
+              <w:top w:val="single" w:color="000000" w:sz="4"/>
+              <w:left w:val="single" w:color="000000" w:sz="4"/>
+              <w:bottom w:val="single" w:color="000000" w:sz="4"/>
+              <w:right w:val="single" w:color="000000" w:sz="4"/>
+            </w:tcBorders>
+            <w:tcMar>
+              <w:top w:type="dxa" w:w="40"/>
+              <w:left w:type="dxa" w:w="80"/>
+              <w:bottom w:type="dxa" w:w="40"/>
+              <w:right w:type="dxa" w:w="80"/>
+            </w:tcMar>
+            <w:vAlign w:val="center"/>
+          </w:tcPr>
+          <w:p>
+            <w:pPr>
+              <w:spacing w:after="0" w:line="240" w:lineRule="auto"/>
+              <w:jc w:val="center"/>
+            </w:pPr>
+            <w:r>
+              <w:rPr>
+                <w:rFonts w:ascii="Montserrat" w:cs="Montserrat" w:eastAsia="Montserrat" w:hAnsi="Montserrat"/>
+                <w:b w:val="false"/>
+                <w:bCs w:val="false"/>
+                <w:i w:val="false"/>
+                <w:iCs w:val="false"/>
+                <w:sz w:val="20"/>
+                <w:szCs w:val="20"/>
+              </w:rPr>
+              <w:t xml:space="preserve">Замечаний нет;</w:t>
+            </w:r>
+          </w:p>
+        </w:tc>
+        <w:tc>
+          <w:tcPr>
+            <w:tcW w:type="dxa" w:w="2658"/>
+            <w:vMerge w:val="restart"/>
+            <w:tcBorders>
+              <w:top w:val="single" w:color="000000" w:sz="4"/>
+              <w:left w:val="single" w:color="000000" w:sz="4"/>
+              <w:bottom w:val="single" w:color="000000" w:sz="4"/>
+              <w:right w:val="single" w:color="000000" w:sz="4"/>
+            </w:tcBorders>
+            <w:tcMar>
+              <w:top w:type="dxa" w:w="40"/>
+              <w:left w:type="dxa" w:w="80"/>
+              <w:bottom w:type="dxa" w:w="40"/>
+              <w:right w:type="dxa" w:w="80"/>
+            </w:tcMar>
+            <w:vAlign w:val="center"/>
+          </w:tcPr>
+          <w:p>
+            <w:pPr>
+              <w:spacing w:after="0" w:line="240" w:lineRule="auto"/>
+              <w:jc w:val="center"/>
+            </w:pPr>
+          </w:p>
+        </w:tc>
+      </w:tr>
+      <w:tr>
+        <w:trPr>
+          <w:cantSplit/>
+        </w:trPr>
+        <w:tc>
+          <w:tcPr>
+            <w:tcW w:type="dxa" w:w="638"/>
+            <w:vMerge w:val="continue"/>
+            <w:tcBorders>
+              <w:top w:val="single" w:color="000000" w:sz="4"/>
+              <w:left w:val="single" w:color="000000" w:sz="4"/>
+              <w:bottom w:val="single" w:color="000000" w:sz="4"/>
+              <w:right w:val="single" w:color="000000" w:sz="4"/>
+            </w:tcBorders>
+          </w:tcPr>
+          <w:p/>
+        </w:tc>
+        <w:tc>
+          <w:tcPr>
+            <w:tcW w:type="dxa" w:w="2516"/>
+            <w:vMerge w:val="continue"/>
+            <w:tcBorders>
+              <w:top w:val="single" w:color="000000" w:sz="4"/>
+              <w:left w:val="single" w:color="000000" w:sz="4"/>
+              <w:bottom w:val="single" w:color="000000" w:sz="4"/>
+              <w:right w:val="single" w:color="000000" w:sz="4"/>
+            </w:tcBorders>
+          </w:tcPr>
+          <w:p/>
+        </w:tc>
+        <w:tc>
+          <w:tcPr>
+            <w:tcW w:type="dxa" w:w="1258"/>
+            <w:tcBorders>
+              <w:top w:val="single" w:color="000000" w:sz="4"/>
+              <w:left w:val="single" w:color="000000" w:sz="4"/>
+              <w:bottom w:val="single" w:color="000000" w:sz="4"/>
+              <w:right w:val="single" w:color="000000" w:sz="4"/>
+            </w:tcBorders>
+            <w:tcMar>
+              <w:top w:type="dxa" w:w="40"/>
+              <w:left w:type="dxa" w:w="80"/>
+              <w:bottom w:type="dxa" w:w="40"/>
+              <w:right w:type="dxa" w:w="80"/>
+            </w:tcMar>
+            <w:vAlign w:val="center"/>
+          </w:tcPr>
+          <w:p>
+            <w:pPr>
+              <w:spacing w:after="0" w:line="240" w:lineRule="auto"/>
+              <w:jc w:val="center"/>
+            </w:pPr>
+            <w:r>
+              <w:rPr>
+                <w:rFonts w:ascii="Montserrat" w:cs="Montserrat" w:eastAsia="Montserrat" w:hAnsi="Montserrat"/>
+                <w:b w:val="false"/>
+                <w:bCs w:val="false"/>
+                <w:i w:val="false"/>
+                <w:iCs w:val="false"/>
+                <w:sz w:val="20"/>
+                <w:szCs w:val="20"/>
+              </w:rPr>
+              <w:t xml:space="preserve">2 балла</w:t>
+            </w:r>
+          </w:p>
+        </w:tc>
+        <w:tc>
+          <w:tcPr>
+            <w:tcW w:type="dxa" w:w="3136"/>
+            <w:tcBorders>
+              <w:top w:val="single" w:color="000000" w:sz="4"/>
+              <w:left w:val="single" w:color="000000" w:sz="4"/>
+              <w:bottom w:val="single" w:color="000000" w:sz="4"/>
+              <w:right w:val="single" w:color="000000" w:sz="4"/>
+            </w:tcBorders>
+            <w:tcMar>
+              <w:top w:type="dxa" w:w="40"/>
+              <w:left w:type="dxa" w:w="80"/>
+              <w:bottom w:type="dxa" w:w="40"/>
+              <w:right w:type="dxa" w:w="80"/>
+            </w:tcMar>
+            <w:vAlign w:val="center"/>
+          </w:tcPr>
+          <w:p>
+            <w:pPr>
+              <w:spacing w:after="0" w:line="240" w:lineRule="auto"/>
+              <w:jc w:val="center"/>
+            </w:pPr>
+            <w:r>
+              <w:rPr>
+                <w:rFonts w:ascii="Montserrat" w:cs="Montserrat" w:eastAsia="Montserrat" w:hAnsi="Montserrat"/>
+                <w:b w:val="false"/>
+                <w:bCs w:val="false"/>
+                <w:i w:val="false"/>
+                <w:iCs w:val="false"/>
+                <w:sz w:val="20"/>
+                <w:szCs w:val="20"/>
+              </w:rPr>
+              <w:t xml:space="preserve">Нет грубых нарушений, незначительные технические ошибки;</w:t>
+            </w:r>
+          </w:p>
+        </w:tc>
+        <w:tc>
+          <w:tcPr>
+            <w:tcW w:type="dxa" w:w="2658"/>
+            <w:vMerge/>
+            <w:tcBorders>
+              <w:top w:val="single" w:color="000000" w:sz="4"/>
+              <w:left w:val="single" w:color="000000" w:sz="4"/>
+              <w:bottom w:val="single" w:color="000000" w:sz="4"/>
+              <w:right w:val="single" w:color="000000" w:sz="4"/>
+            </w:tcBorders>
+            <w:tcMar>
+              <w:top w:type="dxa" w:w="40"/>
+              <w:left w:type="dxa" w:w="80"/>
+              <w:bottom w:type="dxa" w:w="40"/>
+              <w:right w:type="dxa" w:w="80"/>
+            </w:tcMar>
+            <w:vAlign w:val="center"/>
+          </w:tcPr>
+          <w:p>
+            <w:pPr>
+              <w:spacing w:after="0" w:line="240" w:lineRule="auto"/>
+              <w:jc w:val="center"/>
+            </w:pPr>
+          </w:p>
+        </w:tc>
+      </w:tr>
+      <w:tr>
+        <w:trPr>
+          <w:cantSplit/>
+        </w:trPr>
+        <w:tc>
+          <w:tcPr>
+            <w:tcW w:type="dxa" w:w="638"/>
+            <w:vMerge w:val="continue"/>
+            <w:tcBorders>
+              <w:top w:val="single" w:color="000000" w:sz="4"/>
+              <w:left w:val="single" w:color="000000" w:sz="4"/>
+              <w:bottom w:val="single" w:color="000000" w:sz="4"/>
+              <w:right w:val="single" w:color="000000" w:sz="4"/>
+            </w:tcBorders>
+          </w:tcPr>
+          <w:p/>
+        </w:tc>
+        <w:tc>
+          <w:tcPr>
+            <w:tcW w:type="dxa" w:w="2516"/>
+            <w:vMerge w:val="continue"/>
+            <w:tcBorders>
+              <w:top w:val="single" w:color="000000" w:sz="4"/>
+              <w:left w:val="single" w:color="000000" w:sz="4"/>
+              <w:bottom w:val="single" w:color="000000" w:sz="4"/>
+              <w:right w:val="single" w:color="000000" w:sz="4"/>
+            </w:tcBorders>
+          </w:tcPr>
+          <w:p/>
+        </w:tc>
+        <w:tc>
+          <w:tcPr>
+            <w:tcW w:type="dxa" w:w="1258"/>
+            <w:tcBorders>
+              <w:top w:val="single" w:color="000000" w:sz="4"/>
+              <w:left w:val="single" w:color="000000" w:sz="4"/>
+              <w:bottom w:val="single" w:color="000000" w:sz="4"/>
+              <w:right w:val="single" w:color="000000" w:sz="4"/>
+            </w:tcBorders>
+            <w:tcMar>
+              <w:top w:type="dxa" w:w="40"/>
+              <w:left w:type="dxa" w:w="80"/>
+              <w:bottom w:type="dxa" w:w="40"/>
+              <w:right w:type="dxa" w:w="80"/>
+            </w:tcMar>
+            <w:vAlign w:val="center"/>
+          </w:tcPr>
+          <w:p>
+            <w:pPr>
+              <w:spacing w:after="0" w:line="240" w:lineRule="auto"/>
+              <w:jc w:val="center"/>
+            </w:pPr>
+            <w:r>
+              <w:rPr>
+                <w:rFonts w:ascii="Montserrat" w:cs="Montserrat" w:eastAsia="Montserrat" w:hAnsi="Montserrat"/>
+                <w:b w:val="false"/>
+                <w:bCs w:val="false"/>
+                <w:i w:val="false"/>
+                <w:iCs w:val="false"/>
+                <w:sz w:val="20"/>
+                <w:szCs w:val="20"/>
+              </w:rPr>
+              <w:t xml:space="preserve">0 баллов</w:t>
+            </w:r>
+          </w:p>
+        </w:tc>
+        <w:tc>
+          <w:tcPr>
+            <w:tcW w:type="dxa" w:w="3136"/>
+            <w:tcBorders>
+              <w:top w:val="single" w:color="000000" w:sz="4"/>
+              <w:left w:val="single" w:color="000000" w:sz="4"/>
+              <w:bottom w:val="single" w:color="000000" w:sz="4"/>
+              <w:right w:val="single" w:color="000000" w:sz="4"/>
+            </w:tcBorders>
+            <w:tcMar>
+              <w:top w:type="dxa" w:w="40"/>
+              <w:left w:type="dxa" w:w="80"/>
+              <w:bottom w:type="dxa" w:w="40"/>
+              <w:right w:type="dxa" w:w="80"/>
+            </w:tcMar>
+            <w:vAlign w:val="center"/>
+          </w:tcPr>
+          <w:p>
+            <w:pPr>
+              <w:spacing w:after="0" w:line="240" w:lineRule="auto"/>
+              <w:jc w:val="center"/>
+            </w:pPr>
+            <w:r>
+              <w:rPr>
+                <w:rFonts w:ascii="Montserrat" w:cs="Montserrat" w:eastAsia="Montserrat" w:hAnsi="Montserrat"/>
+                <w:b w:val="false"/>
+                <w:bCs w:val="false"/>
+                <w:i w:val="false"/>
+                <w:iCs w:val="false"/>
+                <w:sz w:val="20"/>
+                <w:szCs w:val="20"/>
+              </w:rPr>
+              <w:t xml:space="preserve">Грубые технические ошибки, из-за которых значительно увеличится риск постоперационных осложнений;</w:t>
+            </w:r>
+          </w:p>
+        </w:tc>
+        <w:tc>
+          <w:tcPr>
+            <w:tcW w:type="dxa" w:w="2658"/>
+            <w:vMerge/>
+            <w:tcBorders>
+              <w:top w:val="single" w:color="000000" w:sz="4"/>
+              <w:left w:val="single" w:color="000000" w:sz="4"/>
+              <w:bottom w:val="single" w:color="000000" w:sz="4"/>
+              <w:right w:val="single" w:color="000000" w:sz="4"/>
+            </w:tcBorders>
+            <w:tcMar>
+              <w:top w:type="dxa" w:w="40"/>
+              <w:left w:type="dxa" w:w="80"/>
+              <w:bottom w:type="dxa" w:w="40"/>
+              <w:right w:type="dxa" w:w="80"/>
+            </w:tcMar>
+            <w:vAlign w:val="center"/>
+          </w:tcPr>
+          <w:p>
+            <w:pPr>
+              <w:spacing w:after="0" w:line="240" w:lineRule="auto"/>
+              <w:jc w:val="center"/>
+            </w:pPr>
+          </w:p>
+        </w:tc>
+      </w:tr>
+      <w:tr>
+        <w:trPr>
+          <w:cantSplit/>
+        </w:trPr>
+        <w:tc>
+          <w:tcPr>
+            <w:tcW w:type="dxa" w:w="10206"/>
+            <w:gridSpan w:val="5"/>
+            <w:tcBorders>
+              <w:top w:val="single" w:color="000000" w:sz="4"/>
+              <w:left w:val="single" w:color="000000" w:sz="4"/>
+              <w:bottom w:val="single" w:color="000000" w:sz="4"/>
+              <w:right w:val="single" w:color="000000" w:sz="4"/>
+            </w:tcBorders>
+            <w:tcMar>
+              <w:top w:type="dxa" w:w="40"/>
+              <w:left w:type="dxa" w:w="80"/>
+              <w:bottom w:type="dxa" w:w="40"/>
+              <w:right w:type="dxa" w:w="80"/>
+            </w:tcMar>
+            <w:vAlign w:val="center"/>
+          </w:tcPr>
+          <w:p>
+            <w:pPr>
+              <w:keepNext/>
+              <w:spacing w:after="0" w:line="240" w:lineRule="auto"/>
+              <w:jc w:val="center"/>
+            </w:pPr>
+            <w:r>
+              <w:rPr>
+                <w:rFonts w:ascii="Montserrat" w:cs="Montserrat" w:eastAsia="Montserrat" w:hAnsi="Montserrat"/>
+                <w:b w:val="false"/>
+                <w:bCs w:val="false"/>
+                <w:i/>
+                <w:iCs/>
+                <w:sz w:val="20"/>
+                <w:szCs w:val="20"/>
+              </w:rPr>
+              <w:t xml:space="preserve">Анастомозы «конец-в-бок» между аутовеной и протезом</w:t>
+            </w:r>
+          </w:p>
+        </w:tc>
+        <w:tc>
+          <w:tcPr>
+            <w:tcW w:type="dxa" w:w="2658"/>
+            <w:tcBorders>
+              <w:top w:val="single" w:color="000000" w:sz="4"/>
+              <w:left w:val="single" w:color="000000" w:sz="4"/>
+              <w:bottom w:val="single" w:color="000000" w:sz="4"/>
+              <w:right w:val="single" w:color="000000" w:sz="4"/>
+            </w:tcBorders>
+            <w:tcMar>
+              <w:top w:type="dxa" w:w="40"/>
+              <w:left w:type="dxa" w:w="80"/>
+              <w:bottom w:type="dxa" w:w="40"/>
+              <w:right w:type="dxa" w:w="80"/>
+            </w:tcMar>
+            <w:vAlign w:val="center"/>
+          </w:tcPr>
+          <w:p>
+            <w:pPr>
+              <w:keepNext/>
+              <w:spacing w:after="0" w:line="240" w:lineRule="auto"/>
+              <w:jc w:val="center"/>
+            </w:pPr>
+          </w:p>
+        </w:tc>
+      </w:tr>
+      <w:tr>
+        <w:trPr>
+          <w:cantSplit/>
+        </w:trPr>
+        <w:tc>
+          <w:tcPr>
+            <w:tcW w:type="dxa" w:w="638"/>
+            <w:vMerge w:val="restart"/>
             <w:tcBorders>
               <w:top w:val="single" w:color="000000" w:sz="4"/>
               <w:left w:val="single" w:color="000000" w:sz="4"/>
@@ -3800,108 +4524,37 @@
         <w:tc>
           <w:tcPr>
             <w:tcW w:type="dxa" w:w="2516"/>
-            <w:tcBorders>
-              <w:top w:val="single" w:color="000000" w:sz="4"/>
-              <w:left w:val="single" w:color="000000" w:sz="4"/>
-              <w:bottom w:val="single" w:color="000000" w:sz="4"/>
-              <w:right w:val="single" w:color="000000" w:sz="4"/>
-            </w:tcBorders>
-            <w:tcMar>
-              <w:top w:type="dxa" w:w="40"/>
-              <w:left w:type="dxa" w:w="80"/>
-              <w:bottom w:type="dxa" w:w="40"/>
-              <w:right w:type="dxa" w:w="80"/>
-            </w:tcMar>
-            <w:vAlign w:val="center"/>
-          </w:tcPr>
-          <w:p>
-            <w:pPr>
-              <w:spacing w:after="0" w:line="240" w:lineRule="auto"/>
-              <w:jc w:val="center"/>
-            </w:pPr>
-            <w:r>
-              <w:rPr>
-                <w:rFonts w:ascii="Montserrat" w:cs="Montserrat" w:eastAsia="Montserrat" w:hAnsi="Montserrat"/>
-                <w:b w:val="false"/>
-                <w:bCs w:val="false"/>
-                <w:i w:val="false"/>
-                <w:iCs w:val="false"/>
-                <w:sz w:val="20"/>
-                <w:szCs w:val="20"/>
-              </w:rPr>
-              <w:t xml:space="preserve">Эстетичность сформированного анастомоза:</w:t>
-            </w:r>
-          </w:p>
-          <w:p>
-            <w:pPr>
-              <w:spacing w:after="0" w:line="240" w:lineRule="auto"/>
-              <w:jc w:val="center"/>
-            </w:pPr>
-            <w:r>
-              <w:rPr>
-                <w:rFonts w:ascii="Montserrat" w:cs="Montserrat" w:eastAsia="Montserrat" w:hAnsi="Montserrat"/>
-                <w:b w:val="false"/>
-                <w:bCs w:val="false"/>
-                <w:i w:val="false"/>
-                <w:iCs w:val="false"/>
-                <w:sz w:val="20"/>
-                <w:szCs w:val="20"/>
-              </w:rPr>
-              <w:t xml:space="preserve">• равномерно наложенные стежки;</w:t>
-            </w:r>
-          </w:p>
-          <w:p>
-            <w:pPr>
-              <w:spacing w:after="0" w:line="240" w:lineRule="auto"/>
-              <w:jc w:val="center"/>
-            </w:pPr>
-            <w:r>
-              <w:rPr>
-                <w:rFonts w:ascii="Montserrat" w:cs="Montserrat" w:eastAsia="Montserrat" w:hAnsi="Montserrat"/>
-                <w:b w:val="false"/>
-                <w:bCs w:val="false"/>
-                <w:i w:val="false"/>
-                <w:iCs w:val="false"/>
-                <w:sz w:val="20"/>
-                <w:szCs w:val="20"/>
-              </w:rPr>
-              <w:t xml:space="preserve">• отсутствие перекрестов нитей;</w:t>
-            </w:r>
-          </w:p>
-          <w:p>
-            <w:pPr>
-              <w:spacing w:after="0" w:line="240" w:lineRule="auto"/>
-              <w:jc w:val="center"/>
-            </w:pPr>
-            <w:r>
-              <w:rPr>
-                <w:rFonts w:ascii="Montserrat" w:cs="Montserrat" w:eastAsia="Montserrat" w:hAnsi="Montserrat"/>
-                <w:b w:val="false"/>
-                <w:bCs w:val="false"/>
-                <w:i w:val="false"/>
-                <w:iCs w:val="false"/>
-                <w:sz w:val="20"/>
-                <w:szCs w:val="20"/>
-              </w:rPr>
-              <w:t xml:space="preserve">• отсутствие провисания нитей;</w:t>
-            </w:r>
-          </w:p>
-          <w:p>
-            <w:pPr>
-              <w:spacing w:after="0" w:line="240" w:lineRule="auto"/>
-              <w:jc w:val="center"/>
-            </w:pPr>
-            <w:r>
-              <w:rPr>
-                <w:rFonts w:ascii="Montserrat" w:cs="Montserrat" w:eastAsia="Montserrat" w:hAnsi="Montserrat"/>
-                <w:b w:val="false"/>
-                <w:bCs w:val="false"/>
-                <w:i w:val="false"/>
-                <w:iCs w:val="false"/>
-                <w:sz w:val="20"/>
-                <w:szCs w:val="20"/>
-              </w:rPr>
-              <w:t xml:space="preserve">• отсутствие прорезывания нитей.</w:t>
+            <w:vMerge w:val="restart"/>
+            <w:tcBorders>
+              <w:top w:val="single" w:color="000000" w:sz="4"/>
+              <w:left w:val="single" w:color="000000" w:sz="4"/>
+              <w:bottom w:val="single" w:color="000000" w:sz="4"/>
+              <w:right w:val="single" w:color="000000" w:sz="4"/>
+            </w:tcBorders>
+            <w:tcMar>
+              <w:top w:type="dxa" w:w="40"/>
+              <w:left w:type="dxa" w:w="80"/>
+              <w:bottom w:type="dxa" w:w="40"/>
+              <w:right w:type="dxa" w:w="80"/>
+            </w:tcMar>
+            <w:vAlign w:val="center"/>
+          </w:tcPr>
+          <w:p>
+            <w:pPr>
+              <w:spacing w:after="0" w:line="240" w:lineRule="auto"/>
+              <w:jc w:val="center"/>
+            </w:pPr>
+            <w:r>
+              <w:rPr>
+                <w:rFonts w:ascii="Montserrat" w:cs="Montserrat" w:eastAsia="Montserrat" w:hAnsi="Montserrat"/>
+                <w:b w:val="false"/>
+                <w:bCs w:val="false"/>
+                <w:i w:val="false"/>
+                <w:iCs w:val="false"/>
+                <w:sz w:val="20"/>
+                <w:szCs w:val="20"/>
+              </w:rPr>
+              <w:t xml:space="preserve">Эстетичность сформированного анастомоза (от 0 до 4 баллов)</w:t>
             </w:r>
           </w:p>
         </w:tc>
@@ -3973,37 +4626,470 @@
                 <w:sz w:val="20"/>
                 <w:szCs w:val="20"/>
               </w:rPr>
-              <w:t xml:space="preserve">За каждый соблюденный критерий </w:t>
-            </w:r>
-            <w:r>
-              <w:rPr>
-                <w:rFonts w:ascii="Montserrat" w:cs="Montserrat" w:eastAsia="Montserrat" w:hAnsi="Montserrat"/>
-                <w:b/>
-                <w:bCs/>
-                <w:i w:val="false"/>
-                <w:iCs w:val="false"/>
-                <w:sz w:val="20"/>
-                <w:szCs w:val="20"/>
-              </w:rPr>
-              <w:t xml:space="preserve">(от 0 до 4 баллов)</w:t>
-            </w:r>
-            <w:r>
-              <w:rPr>
-                <w:rFonts w:ascii="Montserrat" w:cs="Montserrat" w:eastAsia="Montserrat" w:hAnsi="Montserrat"/>
-                <w:b w:val="false"/>
-                <w:bCs w:val="false"/>
-                <w:i w:val="false"/>
-                <w:iCs w:val="false"/>
-                <w:sz w:val="20"/>
-                <w:szCs w:val="20"/>
-              </w:rPr>
-              <w:t xml:space="preserve">;</w:t>
+              <w:t xml:space="preserve">Равномерно наложенные стежки;</w:t>
             </w:r>
           </w:p>
         </w:tc>
         <w:tc>
           <w:tcPr>
             <w:tcW w:type="dxa" w:w="2658"/>
+            <w:vMerge w:val="restart"/>
+            <w:tcBorders>
+              <w:top w:val="single" w:color="000000" w:sz="4"/>
+              <w:left w:val="single" w:color="000000" w:sz="4"/>
+              <w:bottom w:val="single" w:color="000000" w:sz="4"/>
+              <w:right w:val="single" w:color="000000" w:sz="4"/>
+            </w:tcBorders>
+            <w:tcMar>
+              <w:top w:type="dxa" w:w="40"/>
+              <w:left w:type="dxa" w:w="80"/>
+              <w:bottom w:type="dxa" w:w="40"/>
+              <w:right w:type="dxa" w:w="80"/>
+            </w:tcMar>
+            <w:vAlign w:val="center"/>
+          </w:tcPr>
+          <w:p>
+            <w:pPr>
+              <w:spacing w:after="0" w:line="240" w:lineRule="auto"/>
+              <w:jc w:val="center"/>
+            </w:pPr>
+          </w:p>
+        </w:tc>
+      </w:tr>
+      <w:tr>
+        <w:trPr>
+          <w:cantSplit/>
+        </w:trPr>
+        <w:tc>
+          <w:tcPr>
+            <w:tcW w:type="dxa" w:w="638"/>
+            <w:vMerge/>
+            <w:tcBorders>
+              <w:top w:val="single" w:color="000000" w:sz="4"/>
+              <w:left w:val="single" w:color="000000" w:sz="4"/>
+              <w:bottom w:val="single" w:color="000000" w:sz="4"/>
+              <w:right w:val="single" w:color="000000" w:sz="4"/>
+            </w:tcBorders>
+            <w:tcMar>
+              <w:top w:type="dxa" w:w="40"/>
+              <w:left w:type="dxa" w:w="80"/>
+              <w:bottom w:type="dxa" w:w="40"/>
+              <w:right w:type="dxa" w:w="80"/>
+            </w:tcMar>
+            <w:vAlign w:val="center"/>
+          </w:tcPr>
+          <w:p>
+            <w:pPr>
+              <w:spacing w:after="0" w:line="240" w:lineRule="auto"/>
+              <w:jc w:val="center"/>
+            </w:pPr>
+          </w:p>
+        </w:tc>
+        <w:tc>
+          <w:tcPr>
+            <w:tcW w:type="dxa" w:w="2516"/>
+            <w:vMerge/>
+            <w:tcBorders>
+              <w:top w:val="single" w:color="000000" w:sz="4"/>
+              <w:left w:val="single" w:color="000000" w:sz="4"/>
+              <w:bottom w:val="single" w:color="000000" w:sz="4"/>
+              <w:right w:val="single" w:color="000000" w:sz="4"/>
+            </w:tcBorders>
+            <w:tcMar>
+              <w:top w:type="dxa" w:w="40"/>
+              <w:left w:type="dxa" w:w="80"/>
+              <w:bottom w:type="dxa" w:w="40"/>
+              <w:right w:type="dxa" w:w="80"/>
+            </w:tcMar>
+            <w:vAlign w:val="center"/>
+          </w:tcPr>
+          <w:p>
+            <w:pPr>
+              <w:spacing w:after="0" w:line="240" w:lineRule="auto"/>
+              <w:jc w:val="center"/>
+            </w:pPr>
+          </w:p>
+        </w:tc>
+        <w:tc>
+          <w:tcPr>
+            <w:tcW w:type="dxa" w:w="1258"/>
+            <w:tcBorders>
+              <w:top w:val="single" w:color="000000" w:sz="4"/>
+              <w:left w:val="single" w:color="000000" w:sz="4"/>
+              <w:bottom w:val="single" w:color="000000" w:sz="4"/>
+              <w:right w:val="single" w:color="000000" w:sz="4"/>
+            </w:tcBorders>
+            <w:tcMar>
+              <w:top w:type="dxa" w:w="40"/>
+              <w:left w:type="dxa" w:w="80"/>
+              <w:bottom w:type="dxa" w:w="40"/>
+              <w:right w:type="dxa" w:w="80"/>
+            </w:tcMar>
+            <w:vAlign w:val="center"/>
+          </w:tcPr>
+          <w:p>
+            <w:pPr>
+              <w:spacing w:after="0" w:line="240" w:lineRule="auto"/>
+              <w:jc w:val="center"/>
+            </w:pPr>
+            <w:r>
+              <w:rPr>
+                <w:rFonts w:ascii="Montserrat" w:cs="Montserrat" w:eastAsia="Montserrat" w:hAnsi="Montserrat"/>
+                <w:b w:val="false"/>
+                <w:bCs w:val="false"/>
+                <w:i w:val="false"/>
+                <w:iCs w:val="false"/>
+                <w:sz w:val="20"/>
+                <w:szCs w:val="20"/>
+              </w:rPr>
+              <w:t xml:space="preserve">+ 1 балл</w:t>
+            </w:r>
+          </w:p>
+        </w:tc>
+        <w:tc>
+          <w:tcPr>
+            <w:tcW w:type="dxa" w:w="3136"/>
+            <w:tcBorders>
+              <w:top w:val="single" w:color="000000" w:sz="4"/>
+              <w:left w:val="single" w:color="000000" w:sz="4"/>
+              <w:bottom w:val="single" w:color="000000" w:sz="4"/>
+              <w:right w:val="single" w:color="000000" w:sz="4"/>
+            </w:tcBorders>
+            <w:tcMar>
+              <w:top w:type="dxa" w:w="40"/>
+              <w:left w:type="dxa" w:w="80"/>
+              <w:bottom w:type="dxa" w:w="40"/>
+              <w:right w:type="dxa" w:w="80"/>
+            </w:tcMar>
+            <w:vAlign w:val="center"/>
+          </w:tcPr>
+          <w:p>
+            <w:pPr>
+              <w:spacing w:after="0" w:line="240" w:lineRule="auto"/>
+              <w:jc w:val="center"/>
+            </w:pPr>
+            <w:r>
+              <w:rPr>
+                <w:rFonts w:ascii="Montserrat" w:cs="Montserrat" w:eastAsia="Montserrat" w:hAnsi="Montserrat"/>
+                <w:b w:val="false"/>
+                <w:bCs w:val="false"/>
+                <w:i w:val="false"/>
+                <w:iCs w:val="false"/>
+                <w:sz w:val="20"/>
+                <w:szCs w:val="20"/>
+              </w:rPr>
+              <w:t xml:space="preserve">Отсутствие перекрестов нитей;</w:t>
+            </w:r>
+          </w:p>
+        </w:tc>
+        <w:tc>
+          <w:tcPr>
+            <w:tcW w:type="dxa" w:w="2658"/>
+            <w:vMerge/>
+            <w:tcBorders>
+              <w:top w:val="single" w:color="000000" w:sz="4"/>
+              <w:left w:val="single" w:color="000000" w:sz="4"/>
+              <w:bottom w:val="single" w:color="000000" w:sz="4"/>
+              <w:right w:val="single" w:color="000000" w:sz="4"/>
+            </w:tcBorders>
+            <w:tcMar>
+              <w:top w:type="dxa" w:w="40"/>
+              <w:left w:type="dxa" w:w="80"/>
+              <w:bottom w:type="dxa" w:w="40"/>
+              <w:right w:type="dxa" w:w="80"/>
+            </w:tcMar>
+            <w:vAlign w:val="center"/>
+          </w:tcPr>
+          <w:p>
+            <w:pPr>
+              <w:spacing w:after="0" w:line="240" w:lineRule="auto"/>
+              <w:jc w:val="center"/>
+            </w:pPr>
+          </w:p>
+        </w:tc>
+      </w:tr>
+      <w:tr>
+        <w:trPr>
+          <w:cantSplit/>
+        </w:trPr>
+        <w:tc>
+          <w:tcPr>
+            <w:tcW w:type="dxa" w:w="638"/>
+            <w:vMerge/>
+            <w:tcBorders>
+              <w:top w:val="single" w:color="000000" w:sz="4"/>
+              <w:left w:val="single" w:color="000000" w:sz="4"/>
+              <w:bottom w:val="single" w:color="000000" w:sz="4"/>
+              <w:right w:val="single" w:color="000000" w:sz="4"/>
+            </w:tcBorders>
+            <w:tcMar>
+              <w:top w:type="dxa" w:w="40"/>
+              <w:left w:type="dxa" w:w="80"/>
+              <w:bottom w:type="dxa" w:w="40"/>
+              <w:right w:type="dxa" w:w="80"/>
+            </w:tcMar>
+            <w:vAlign w:val="center"/>
+          </w:tcPr>
+          <w:p>
+            <w:pPr>
+              <w:spacing w:after="0" w:line="240" w:lineRule="auto"/>
+              <w:jc w:val="center"/>
+            </w:pPr>
+          </w:p>
+        </w:tc>
+        <w:tc>
+          <w:tcPr>
+            <w:tcW w:type="dxa" w:w="2516"/>
+            <w:vMerge/>
+            <w:tcBorders>
+              <w:top w:val="single" w:color="000000" w:sz="4"/>
+              <w:left w:val="single" w:color="000000" w:sz="4"/>
+              <w:bottom w:val="single" w:color="000000" w:sz="4"/>
+              <w:right w:val="single" w:color="000000" w:sz="4"/>
+            </w:tcBorders>
+            <w:tcMar>
+              <w:top w:type="dxa" w:w="40"/>
+              <w:left w:type="dxa" w:w="80"/>
+              <w:bottom w:type="dxa" w:w="40"/>
+              <w:right w:type="dxa" w:w="80"/>
+            </w:tcMar>
+            <w:vAlign w:val="center"/>
+          </w:tcPr>
+          <w:p>
+            <w:pPr>
+              <w:spacing w:after="0" w:line="240" w:lineRule="auto"/>
+              <w:jc w:val="center"/>
+            </w:pPr>
+          </w:p>
+        </w:tc>
+        <w:tc>
+          <w:tcPr>
+            <w:tcW w:type="dxa" w:w="1258"/>
+            <w:tcBorders>
+              <w:top w:val="single" w:color="000000" w:sz="4"/>
+              <w:left w:val="single" w:color="000000" w:sz="4"/>
+              <w:bottom w:val="single" w:color="000000" w:sz="4"/>
+              <w:right w:val="single" w:color="000000" w:sz="4"/>
+            </w:tcBorders>
+            <w:tcMar>
+              <w:top w:type="dxa" w:w="40"/>
+              <w:left w:type="dxa" w:w="80"/>
+              <w:bottom w:type="dxa" w:w="40"/>
+              <w:right w:type="dxa" w:w="80"/>
+            </w:tcMar>
+            <w:vAlign w:val="center"/>
+          </w:tcPr>
+          <w:p>
+            <w:pPr>
+              <w:spacing w:after="0" w:line="240" w:lineRule="auto"/>
+              <w:jc w:val="center"/>
+            </w:pPr>
+            <w:r>
+              <w:rPr>
+                <w:rFonts w:ascii="Montserrat" w:cs="Montserrat" w:eastAsia="Montserrat" w:hAnsi="Montserrat"/>
+                <w:b w:val="false"/>
+                <w:bCs w:val="false"/>
+                <w:i w:val="false"/>
+                <w:iCs w:val="false"/>
+                <w:sz w:val="20"/>
+                <w:szCs w:val="20"/>
+              </w:rPr>
+              <w:t xml:space="preserve">+ 1 балл</w:t>
+            </w:r>
+          </w:p>
+        </w:tc>
+        <w:tc>
+          <w:tcPr>
+            <w:tcW w:type="dxa" w:w="3136"/>
+            <w:tcBorders>
+              <w:top w:val="single" w:color="000000" w:sz="4"/>
+              <w:left w:val="single" w:color="000000" w:sz="4"/>
+              <w:bottom w:val="single" w:color="000000" w:sz="4"/>
+              <w:right w:val="single" w:color="000000" w:sz="4"/>
+            </w:tcBorders>
+            <w:tcMar>
+              <w:top w:type="dxa" w:w="40"/>
+              <w:left w:type="dxa" w:w="80"/>
+              <w:bottom w:type="dxa" w:w="40"/>
+              <w:right w:type="dxa" w:w="80"/>
+            </w:tcMar>
+            <w:vAlign w:val="center"/>
+          </w:tcPr>
+          <w:p>
+            <w:pPr>
+              <w:spacing w:after="0" w:line="240" w:lineRule="auto"/>
+              <w:jc w:val="center"/>
+            </w:pPr>
+            <w:r>
+              <w:rPr>
+                <w:rFonts w:ascii="Montserrat" w:cs="Montserrat" w:eastAsia="Montserrat" w:hAnsi="Montserrat"/>
+                <w:b w:val="false"/>
+                <w:bCs w:val="false"/>
+                <w:i w:val="false"/>
+                <w:iCs w:val="false"/>
+                <w:sz w:val="20"/>
+                <w:szCs w:val="20"/>
+              </w:rPr>
+              <w:t xml:space="preserve">Отсутствие провисания нитей;</w:t>
+            </w:r>
+          </w:p>
+        </w:tc>
+        <w:tc>
+          <w:tcPr>
+            <w:tcW w:type="dxa" w:w="2658"/>
+            <w:vMerge/>
+            <w:tcBorders>
+              <w:top w:val="single" w:color="000000" w:sz="4"/>
+              <w:left w:val="single" w:color="000000" w:sz="4"/>
+              <w:bottom w:val="single" w:color="000000" w:sz="4"/>
+              <w:right w:val="single" w:color="000000" w:sz="4"/>
+            </w:tcBorders>
+            <w:tcMar>
+              <w:top w:type="dxa" w:w="40"/>
+              <w:left w:type="dxa" w:w="80"/>
+              <w:bottom w:type="dxa" w:w="40"/>
+              <w:right w:type="dxa" w:w="80"/>
+            </w:tcMar>
+            <w:vAlign w:val="center"/>
+          </w:tcPr>
+          <w:p>
+            <w:pPr>
+              <w:spacing w:after="0" w:line="240" w:lineRule="auto"/>
+              <w:jc w:val="center"/>
+            </w:pPr>
+          </w:p>
+        </w:tc>
+      </w:tr>
+      <w:tr>
+        <w:trPr>
+          <w:cantSplit/>
+        </w:trPr>
+        <w:tc>
+          <w:tcPr>
+            <w:tcW w:type="dxa" w:w="638"/>
+            <w:vMerge/>
+            <w:tcBorders>
+              <w:top w:val="single" w:color="000000" w:sz="4"/>
+              <w:left w:val="single" w:color="000000" w:sz="4"/>
+              <w:bottom w:val="single" w:color="000000" w:sz="4"/>
+              <w:right w:val="single" w:color="000000" w:sz="4"/>
+            </w:tcBorders>
+            <w:tcMar>
+              <w:top w:type="dxa" w:w="40"/>
+              <w:left w:type="dxa" w:w="80"/>
+              <w:bottom w:type="dxa" w:w="40"/>
+              <w:right w:type="dxa" w:w="80"/>
+            </w:tcMar>
+            <w:vAlign w:val="center"/>
+          </w:tcPr>
+          <w:p>
+            <w:pPr>
+              <w:spacing w:after="0" w:line="240" w:lineRule="auto"/>
+              <w:jc w:val="center"/>
+            </w:pPr>
+          </w:p>
+        </w:tc>
+        <w:tc>
+          <w:tcPr>
+            <w:tcW w:type="dxa" w:w="2516"/>
+            <w:vMerge/>
+            <w:tcBorders>
+              <w:top w:val="single" w:color="000000" w:sz="4"/>
+              <w:left w:val="single" w:color="000000" w:sz="4"/>
+              <w:bottom w:val="single" w:color="000000" w:sz="4"/>
+              <w:right w:val="single" w:color="000000" w:sz="4"/>
+            </w:tcBorders>
+            <w:tcMar>
+              <w:top w:type="dxa" w:w="40"/>
+              <w:left w:type="dxa" w:w="80"/>
+              <w:bottom w:type="dxa" w:w="40"/>
+              <w:right w:type="dxa" w:w="80"/>
+            </w:tcMar>
+            <w:vAlign w:val="center"/>
+          </w:tcPr>
+          <w:p>
+            <w:pPr>
+              <w:spacing w:after="0" w:line="240" w:lineRule="auto"/>
+              <w:jc w:val="center"/>
+            </w:pPr>
+          </w:p>
+        </w:tc>
+        <w:tc>
+          <w:tcPr>
+            <w:tcW w:type="dxa" w:w="1258"/>
+            <w:tcBorders>
+              <w:top w:val="single" w:color="000000" w:sz="4"/>
+              <w:left w:val="single" w:color="000000" w:sz="4"/>
+              <w:bottom w:val="single" w:color="000000" w:sz="4"/>
+              <w:right w:val="single" w:color="000000" w:sz="4"/>
+            </w:tcBorders>
+            <w:tcMar>
+              <w:top w:type="dxa" w:w="40"/>
+              <w:left w:type="dxa" w:w="80"/>
+              <w:bottom w:type="dxa" w:w="40"/>
+              <w:right w:type="dxa" w:w="80"/>
+            </w:tcMar>
+            <w:vAlign w:val="center"/>
+          </w:tcPr>
+          <w:p>
+            <w:pPr>
+              <w:spacing w:after="0" w:line="240" w:lineRule="auto"/>
+              <w:jc w:val="center"/>
+            </w:pPr>
+            <w:r>
+              <w:rPr>
+                <w:rFonts w:ascii="Montserrat" w:cs="Montserrat" w:eastAsia="Montserrat" w:hAnsi="Montserrat"/>
+                <w:b w:val="false"/>
+                <w:bCs w:val="false"/>
+                <w:i w:val="false"/>
+                <w:iCs w:val="false"/>
+                <w:sz w:val="20"/>
+                <w:szCs w:val="20"/>
+              </w:rPr>
+              <w:t xml:space="preserve">+ 1 балл</w:t>
+            </w:r>
+          </w:p>
+        </w:tc>
+        <w:tc>
+          <w:tcPr>
+            <w:tcW w:type="dxa" w:w="3136"/>
+            <w:tcBorders>
+              <w:top w:val="single" w:color="000000" w:sz="4"/>
+              <w:left w:val="single" w:color="000000" w:sz="4"/>
+              <w:bottom w:val="single" w:color="000000" w:sz="4"/>
+              <w:right w:val="single" w:color="000000" w:sz="4"/>
+            </w:tcBorders>
+            <w:tcMar>
+              <w:top w:type="dxa" w:w="40"/>
+              <w:left w:type="dxa" w:w="80"/>
+              <w:bottom w:type="dxa" w:w="40"/>
+              <w:right w:type="dxa" w:w="80"/>
+            </w:tcMar>
+            <w:vAlign w:val="center"/>
+          </w:tcPr>
+          <w:p>
+            <w:pPr>
+              <w:spacing w:after="0" w:line="240" w:lineRule="auto"/>
+              <w:jc w:val="center"/>
+            </w:pPr>
+            <w:r>
+              <w:rPr>
+                <w:rFonts w:ascii="Montserrat" w:cs="Montserrat" w:eastAsia="Montserrat" w:hAnsi="Montserrat"/>
+                <w:b w:val="false"/>
+                <w:bCs w:val="false"/>
+                <w:i w:val="false"/>
+                <w:iCs w:val="false"/>
+                <w:sz w:val="20"/>
+                <w:szCs w:val="20"/>
+              </w:rPr>
+              <w:t xml:space="preserve">Отсутствие прорезывания нитей;</w:t>
+            </w:r>
+          </w:p>
+        </w:tc>
+        <w:tc>
+          <w:tcPr>
+            <w:tcW w:type="dxa" w:w="2658"/>
+            <w:vMerge/>
             <w:tcBorders>
               <w:top w:val="single" w:color="000000" w:sz="4"/>
               <w:left w:val="single" w:color="000000" w:sz="4"/>

--- a/Оценочные_чек-листы/docx/02_Сосудистый_шов.docx
+++ b/Оценочные_чек-листы/docx/02_Сосудистый_шов.docx
@@ -381,8 +381,8 @@
             <w:r>
               <w:rPr>
                 <w:rFonts w:ascii="Montserrat" w:cs="Montserrat" w:eastAsia="Montserrat" w:hAnsi="Montserrat"/>
-                <w:b w:val="false"/>
-                <w:bCs w:val="false"/>
+                <w:b/>
+                <w:bCs/>
                 <w:i/>
                 <w:iCs/>
                 <w:sz w:val="20"/>
@@ -1315,8 +1315,8 @@
             <w:r>
               <w:rPr>
                 <w:rFonts w:ascii="Montserrat" w:cs="Montserrat" w:eastAsia="Montserrat" w:hAnsi="Montserrat"/>
-                <w:b w:val="false"/>
-                <w:bCs w:val="false"/>
+                <w:b/>
+                <w:bCs/>
                 <w:i/>
                 <w:iCs/>
                 <w:sz w:val="20"/>
@@ -2879,8 +2879,8 @@
             <w:r>
               <w:rPr>
                 <w:rFonts w:ascii="Montserrat" w:cs="Montserrat" w:eastAsia="Montserrat" w:hAnsi="Montserrat"/>
-                <w:b w:val="false"/>
-                <w:bCs w:val="false"/>
+                <w:b/>
+                <w:bCs/>
                 <w:i/>
                 <w:iCs/>
                 <w:sz w:val="20"/>
@@ -4443,8 +4443,8 @@
             <w:r>
               <w:rPr>
                 <w:rFonts w:ascii="Montserrat" w:cs="Montserrat" w:eastAsia="Montserrat" w:hAnsi="Montserrat"/>
-                <w:b w:val="false"/>
-                <w:bCs w:val="false"/>
+                <w:b/>
+                <w:bCs/>
                 <w:i/>
                 <w:iCs/>
                 <w:sz w:val="20"/>
@@ -6007,8 +6007,8 @@
             <w:r>
               <w:rPr>
                 <w:rFonts w:ascii="Montserrat" w:cs="Montserrat" w:eastAsia="Montserrat" w:hAnsi="Montserrat"/>
-                <w:b w:val="false"/>
-                <w:bCs w:val="false"/>
+                <w:b/>
+                <w:bCs/>
                 <w:i/>
                 <w:iCs/>
                 <w:sz w:val="20"/>
